--- a/实验报告_对话问答回避检测与跨场景迁移分析_提交版.docx
+++ b/实验报告_对话问答回避检测与跨场景迁移分析_提交版.docx
@@ -6152,6 +6152,177 @@
               </w:tc>
             </w:tr>
           </w:tbl>
+          <w:p>
+            <w:pPr>
+              <w:spacing w:before="0" w:after="0" w:line="20" w:lineRule="exact"/>
+            </w:pPr>
+            <w:r>
+              <w:rPr>
+                <w:rFonts w:ascii="Times New Roman" w:hAnsi="Times New Roman" w:eastAsia="宋体"/>
+                <w:b w:val="0"/>
+                <w:color w:val="000000"/>
+                <w:sz w:val="2"/>
+              </w:rPr>
+            </w:r>
+          </w:p>
+        </w:tc>
+      </w:tr>
+      <w:tr>
+        <w:trPr/>
+        <w:tc>
+          <w:tcPr>
+            <w:tcW w:w="8177" w:type="dxa"/>
+          </w:tcPr>
+          <w:p>
+            <w:pPr>
+              <w:pStyle w:val="Heading1"/>
+              <w:keepNext/>
+              <w:spacing w:before="200" w:after="100"/>
+              <w:ind w:firstLine="0"/>
+              <w:rPr>
+                <w:rFonts w:hint="eastAsia"/>
+                <w:b/>
+                <w:bCs/>
+              </w:rPr>
+            </w:pPr>
+            <w:r>
+              <w:rPr>
+                <w:rFonts w:hint="eastAsia" w:ascii="黑体" w:hAnsi="黑体" w:eastAsia="黑体"/>
+                <w:b/>
+                <w:bCs/>
+                <w:color w:val="000000"/>
+                <w:sz w:val="28"/>
+              </w:rPr>
+              <w:lastRenderedPageBreak/>
+              <w:t>数据处理分析：</w:t>
+            </w:r>
+          </w:p>
+          <w:tbl>
+            <w:tblPr>
+              <w:tblW w:w="7632" w:type="dxa"/>
+              <w:tblInd w:w="0" w:type="dxa"/>
+              <w:tblBorders>
+                <w:top w:val="single" w:sz="6" w:space="0" w:color="7F7F7F"/>
+                <w:left w:val="single" w:sz="6" w:space="0" w:color="7F7F7F"/>
+                <w:bottom w:val="single" w:sz="6" w:space="0" w:color="7F7F7F"/>
+                <w:right w:val="single" w:sz="6" w:space="0" w:color="7F7F7F"/>
+                <w:insideH w:val="single" w:sz="6" w:space="0" w:color="7F7F7F"/>
+                <w:insideV w:val="single" w:sz="6" w:space="0" w:color="7F7F7F"/>
+              </w:tblBorders>
+              <w:tblLayout w:type="fixed"/>
+              <w:tblLook w:val="0000" w:firstRow="0" w:lastRow="0" w:firstColumn="0" w:lastColumn="0" w:noHBand="0" w:noVBand="0"/>
+            </w:tblPr>
+            <w:tblGrid>
+              <w:gridCol w:w="7632"/>
+            </w:tblGrid>
+            <w:tr>
+              <w:tc>
+                <w:tcPr>
+                  <w:tcW w:w="7632" w:type="dxa"/>
+                  <w:shd w:val="clear" w:color="auto" w:fill="2F75B5"/>
+                  <w:tcMar>
+                    <w:top w:w="65" w:type="dxa"/>
+                    <w:left w:w="125" w:type="dxa"/>
+                    <w:bottom w:w="65" w:type="dxa"/>
+                    <w:right w:w="125" w:type="dxa"/>
+                  </w:tcMar>
+                </w:tcPr>
+                <w:p>
+                  <w:pPr>
+                    <w:spacing w:line="259" w:lineRule="auto"/>
+                    <w:ind w:rightChars="606" w:right="1273"/>
+                    <w:jc w:val="left"/>
+                  </w:pPr>
+                  <w:r>
+                    <w:rPr>
+                      <w:rFonts w:eastAsia="Noto Sans CJK SC"/>
+                      <w:b/>
+                      <w:color w:val="FFFFFF"/>
+                      <w:sz w:val="22"/>
+                    </w:rPr>
+                    <w:t>（一）总体结果分析</w:t>
+                  </w:r>
+                </w:p>
+              </w:tc>
+            </w:tr>
+            <w:tr>
+              <w:tc>
+                <w:tcPr>
+                  <w:tcW w:w="7632" w:type="dxa"/>
+                  <w:shd w:val="clear" w:color="auto" w:fill="FFFFFF"/>
+                  <w:tcMar>
+                    <w:top w:w="65" w:type="dxa"/>
+                    <w:left w:w="125" w:type="dxa"/>
+                    <w:bottom w:w="65" w:type="dxa"/>
+                    <w:right w:w="125" w:type="dxa"/>
+                  </w:tcMar>
+                  <w:vAlign w:val="center"/>
+                </w:tcPr>
+                <w:p>
+                  <w:pPr>
+                    <w:tabs>
+                      <w:tab w:val="left" w:pos="360"/>
+                    </w:tabs>
+                    <w:spacing w:before="0" w:after="40" w:line="276" w:lineRule="auto"/>
+                    <w:ind w:rightChars="606" w:right="1273"/>
+                  </w:pPr>
+                  <w:r>
+                    <w:rPr>
+                      <w:rFonts w:ascii="Times New Roman" w:hAnsi="Times New Roman" w:eastAsia="宋体"/>
+                      <w:b w:val="0"/>
+                      <w:color w:val="000000"/>
+                      <w:sz w:val="21"/>
+                    </w:rPr>
+                    <w:t>最难类别为 Clear Non-Reply：测试集仅 23 条，主模型 F1＝0.3056，拒答或澄清语句可能被误判为清晰回答。Ambivalent Reply 数量最多（206 条），F1＝0.6938。</w:t>
+                  </w:r>
+                </w:p>
+                <w:p>
+                  <w:pPr>
+                    <w:spacing w:before="0" w:after="40" w:line="276" w:lineRule="auto"/>
+                  </w:pPr>
+                  <w:r>
+                    <w:rPr>
+                      <w:rFonts w:ascii="Times New Roman" w:hAnsi="Times New Roman" w:eastAsia="宋体"/>
+                      <w:b w:val="0"/>
+                      <w:color w:val="000000"/>
+                      <w:sz w:val="21"/>
+                    </w:rPr>
+                    <w:t>TF-IDF 容易受关键词、回答长度和常见套话影响；MiniLM 增加了文本对的语义表示，在本次单次测试中 Macro-F1 高 0.0504，但该差距不应被解释为已证实的因果提升。</w:t>
+                  </w:r>
+                </w:p>
+                <w:p>
+                  <w:pPr>
+                    <w:spacing w:before="0" w:after="0" w:line="276" w:lineRule="auto"/>
+                  </w:pPr>
+                  <w:r>
+                    <w:rPr>
+                      <w:rFonts w:ascii="Times New Roman" w:hAnsi="Times New Roman" w:eastAsia="宋体"/>
+                      <w:b w:val="0"/>
+                      <w:color w:val="000000"/>
+                      <w:sz w:val="21"/>
+                    </w:rPr>
+                    <w:t>答案长短不决定是否清晰：长答可能绕开问题；短答也可能因上下文或标注边界而难判。表5的五个案例均可用逐样本预测文件及原文核查。</w:t>
+                  </w:r>
+                </w:p>
+              </w:tc>
+            </w:tr>
+          </w:tbl>
+          <w:p>
+            <w:pPr>
+              <w:spacing w:before="0" w:after="50" w:line="259" w:lineRule="auto"/>
+              <w:rPr>
+                <w:rFonts w:hint="eastAsia"/>
+              </w:rPr>
+            </w:pPr>
+            <w:r>
+              <w:rPr>
+                <w:rFonts w:ascii="宋体" w:hAnsi="宋体" w:eastAsia="宋体"/>
+                <w:b w:val="0"/>
+                <w:sz w:val="17"/>
+              </w:rPr>
+              <w:t>来源群体仅做训练集分布描述：Trump 1,325 条，Clear Reply 占 32.6%；Obama 1,010 条，占 22.4%；Bush 714 条，占 34.3%；Biden 399 条，占 37.3%。官方测试集 president/title 字段缺失，故不能据此声称模型对不同总统的测试表现有差异。</w:t>
+            </w:r>
+          </w:p>
           <w:tbl>
             <w:tblPr>
               <w:tblW w:type="auto" w:w="0"/>
@@ -6261,177 +6432,6 @@
               </w:tc>
             </w:tr>
           </w:tbl>
-          <w:p>
-            <w:pPr>
-              <w:spacing w:before="0" w:after="0" w:line="20" w:lineRule="exact"/>
-            </w:pPr>
-            <w:r>
-              <w:rPr>
-                <w:rFonts w:ascii="Times New Roman" w:hAnsi="Times New Roman" w:eastAsia="宋体"/>
-                <w:b w:val="0"/>
-                <w:color w:val="000000"/>
-                <w:sz w:val="2"/>
-              </w:rPr>
-            </w:r>
-          </w:p>
-        </w:tc>
-      </w:tr>
-      <w:tr>
-        <w:trPr/>
-        <w:tc>
-          <w:tcPr>
-            <w:tcW w:w="8177" w:type="dxa"/>
-          </w:tcPr>
-          <w:p>
-            <w:pPr>
-              <w:pStyle w:val="Heading1"/>
-              <w:keepNext/>
-              <w:spacing w:before="200" w:after="100"/>
-              <w:ind w:firstLine="0"/>
-              <w:rPr>
-                <w:rFonts w:hint="eastAsia"/>
-                <w:b/>
-                <w:bCs/>
-              </w:rPr>
-            </w:pPr>
-            <w:r>
-              <w:rPr>
-                <w:rFonts w:hint="eastAsia" w:ascii="黑体" w:hAnsi="黑体" w:eastAsia="黑体"/>
-                <w:b/>
-                <w:bCs/>
-                <w:color w:val="000000"/>
-                <w:sz w:val="28"/>
-              </w:rPr>
-              <w:lastRenderedPageBreak/>
-              <w:t>数据处理分析：</w:t>
-            </w:r>
-          </w:p>
-          <w:tbl>
-            <w:tblPr>
-              <w:tblW w:w="7632" w:type="dxa"/>
-              <w:tblInd w:w="0" w:type="dxa"/>
-              <w:tblBorders>
-                <w:top w:val="single" w:sz="6" w:space="0" w:color="7F7F7F"/>
-                <w:left w:val="single" w:sz="6" w:space="0" w:color="7F7F7F"/>
-                <w:bottom w:val="single" w:sz="6" w:space="0" w:color="7F7F7F"/>
-                <w:right w:val="single" w:sz="6" w:space="0" w:color="7F7F7F"/>
-                <w:insideH w:val="single" w:sz="6" w:space="0" w:color="7F7F7F"/>
-                <w:insideV w:val="single" w:sz="6" w:space="0" w:color="7F7F7F"/>
-              </w:tblBorders>
-              <w:tblLayout w:type="fixed"/>
-              <w:tblLook w:val="0000" w:firstRow="0" w:lastRow="0" w:firstColumn="0" w:lastColumn="0" w:noHBand="0" w:noVBand="0"/>
-            </w:tblPr>
-            <w:tblGrid>
-              <w:gridCol w:w="7632"/>
-            </w:tblGrid>
-            <w:tr>
-              <w:tc>
-                <w:tcPr>
-                  <w:tcW w:w="7632" w:type="dxa"/>
-                  <w:shd w:val="clear" w:color="auto" w:fill="2F75B5"/>
-                  <w:tcMar>
-                    <w:top w:w="65" w:type="dxa"/>
-                    <w:left w:w="125" w:type="dxa"/>
-                    <w:bottom w:w="65" w:type="dxa"/>
-                    <w:right w:w="125" w:type="dxa"/>
-                  </w:tcMar>
-                </w:tcPr>
-                <w:p>
-                  <w:pPr>
-                    <w:spacing w:line="259" w:lineRule="auto"/>
-                    <w:ind w:rightChars="606" w:right="1273"/>
-                    <w:jc w:val="left"/>
-                  </w:pPr>
-                  <w:r>
-                    <w:rPr>
-                      <w:rFonts w:eastAsia="Noto Sans CJK SC"/>
-                      <w:b/>
-                      <w:color w:val="FFFFFF"/>
-                      <w:sz w:val="22"/>
-                    </w:rPr>
-                    <w:t>（一）总体结果分析</w:t>
-                  </w:r>
-                </w:p>
-              </w:tc>
-            </w:tr>
-            <w:tr>
-              <w:tc>
-                <w:tcPr>
-                  <w:tcW w:w="7632" w:type="dxa"/>
-                  <w:shd w:val="clear" w:color="auto" w:fill="FFFFFF"/>
-                  <w:tcMar>
-                    <w:top w:w="65" w:type="dxa"/>
-                    <w:left w:w="125" w:type="dxa"/>
-                    <w:bottom w:w="65" w:type="dxa"/>
-                    <w:right w:w="125" w:type="dxa"/>
-                  </w:tcMar>
-                  <w:vAlign w:val="center"/>
-                </w:tcPr>
-                <w:p>
-                  <w:pPr>
-                    <w:tabs>
-                      <w:tab w:val="left" w:pos="360"/>
-                    </w:tabs>
-                    <w:spacing w:before="0" w:after="40" w:line="276" w:lineRule="auto"/>
-                    <w:ind w:rightChars="606" w:right="1273"/>
-                  </w:pPr>
-                  <w:r>
-                    <w:rPr>
-                      <w:rFonts w:ascii="Times New Roman" w:hAnsi="Times New Roman" w:eastAsia="宋体"/>
-                      <w:b w:val="0"/>
-                      <w:color w:val="000000"/>
-                      <w:sz w:val="21"/>
-                    </w:rPr>
-                    <w:t>最难类别为 Clear Non-Reply：测试集仅 23 条，主模型 F1＝0.3056，拒答或澄清语句可能被误判为清晰回答。Ambivalent Reply 数量最多（206 条），F1＝0.6938。</w:t>
-                  </w:r>
-                </w:p>
-                <w:p>
-                  <w:pPr>
-                    <w:spacing w:before="0" w:after="40" w:line="276" w:lineRule="auto"/>
-                  </w:pPr>
-                  <w:r>
-                    <w:rPr>
-                      <w:rFonts w:ascii="Times New Roman" w:hAnsi="Times New Roman" w:eastAsia="宋体"/>
-                      <w:b w:val="0"/>
-                      <w:color w:val="000000"/>
-                      <w:sz w:val="21"/>
-                    </w:rPr>
-                    <w:t>TF-IDF 容易受关键词、回答长度和常见套话影响；MiniLM 增加了文本对的语义表示，在本次单次测试中 Macro-F1 高 0.0504，但该差距不应被解释为已证实的因果提升。</w:t>
-                  </w:r>
-                </w:p>
-                <w:p>
-                  <w:pPr>
-                    <w:spacing w:before="0" w:after="0" w:line="276" w:lineRule="auto"/>
-                  </w:pPr>
-                  <w:r>
-                    <w:rPr>
-                      <w:rFonts w:ascii="Times New Roman" w:hAnsi="Times New Roman" w:eastAsia="宋体"/>
-                      <w:b w:val="0"/>
-                      <w:color w:val="000000"/>
-                      <w:sz w:val="21"/>
-                    </w:rPr>
-                    <w:t>答案长短不决定是否清晰：长答可能绕开问题；短答也可能因上下文或标注边界而难判。表5的五个案例均可用逐样本预测文件及原文核查。</w:t>
-                  </w:r>
-                </w:p>
-              </w:tc>
-            </w:tr>
-          </w:tbl>
-          <w:p>
-            <w:pPr>
-              <w:spacing w:before="0" w:after="50" w:line="259" w:lineRule="auto"/>
-              <w:rPr>
-                <w:rFonts w:hint="eastAsia"/>
-              </w:rPr>
-            </w:pPr>
-            <w:r>
-              <w:rPr>
-                <w:rFonts w:ascii="宋体" w:hAnsi="宋体" w:eastAsia="宋体"/>
-                <w:b w:val="0"/>
-                <w:sz w:val="17"/>
-              </w:rPr>
-              <w:t>来源群体仅做训练集分布描述：Trump 1,325 条，Clear Reply 占 32.6%；Obama 1,010 条，占 22.4%；Bush 714 条，占 34.3%；Biden 399 条，占 37.3%。官方测试集 president/title 字段缺失，故不能据此声称模型对不同总统的测试表现有差异。</w:t>
-            </w:r>
-          </w:p>
           <w:tbl>
             <w:tblPr>
               <w:tblW w:type="auto" w:w="0"/>
@@ -6494,21 +6494,21 @@
                     <w:tblLook w:val="0000" w:firstRow="0" w:lastRow="0" w:firstColumn="0" w:lastColumn="0" w:noHBand="0" w:noVBand="0"/>
                   </w:tblPr>
                   <w:tblGrid>
-                    <w:gridCol w:w="650"/>
-                    <w:gridCol w:w="1162"/>
-                    <w:gridCol w:w="1230"/>
-                    <w:gridCol w:w="1300"/>
-                    <w:gridCol w:w="1300"/>
-                    <w:gridCol w:w="1954"/>
+                    <w:gridCol w:w="600"/>
+                    <w:gridCol w:w="1600"/>
+                    <w:gridCol w:w="1600"/>
+                    <w:gridCol w:w="1200"/>
+                    <w:gridCol w:w="1200"/>
+                    <w:gridCol w:w="1396"/>
                   </w:tblGrid>
                   <w:tr>
                     <w:trPr>
+                      <w:cantSplit/>
                       <w:tblHeader/>
-                      <w:cantSplit/>
                     </w:trPr>
                     <w:tc>
                       <w:tcPr>
-                        <w:tcW w:w="650" w:type="dxa"/>
+                        <w:tcW w:w="600" w:type="dxa"/>
                         <w:shd w:val="clear" w:color="auto" w:fill="17365D"/>
                         <w:tcMar>
                           <w:top w:w="55" w:type="dxa"/>
@@ -6536,7 +6536,7 @@
                     </w:tc>
                     <w:tc>
                       <w:tcPr>
-                        <w:tcW w:w="1162" w:type="dxa"/>
+                        <w:tcW w:w="1600" w:type="dxa"/>
                         <w:shd w:val="clear" w:color="auto" w:fill="17365D"/>
                         <w:tcMar>
                           <w:top w:w="55" w:type="dxa"/>
@@ -6564,7 +6564,7 @@
                     </w:tc>
                     <w:tc>
                       <w:tcPr>
-                        <w:tcW w:w="1230" w:type="dxa"/>
+                        <w:tcW w:w="1600" w:type="dxa"/>
                         <w:shd w:val="clear" w:color="auto" w:fill="17365D"/>
                         <w:tcMar>
                           <w:top w:w="55" w:type="dxa"/>
@@ -6577,7 +6577,7 @@
                       <w:p>
                         <w:pPr>
                           <w:spacing w:line="252" w:lineRule="auto"/>
-                          <w:jc w:val="center"/>
+                          <w:jc w:val="left"/>
                         </w:pPr>
                         <w:r>
                           <w:rPr>
@@ -6592,7 +6592,7 @@
                     </w:tc>
                     <w:tc>
                       <w:tcPr>
-                        <w:tcW w:w="1300" w:type="dxa"/>
+                        <w:tcW w:w="1200" w:type="dxa"/>
                         <w:shd w:val="clear" w:color="auto" w:fill="17365D"/>
                         <w:tcMar>
                           <w:top w:w="55" w:type="dxa"/>
@@ -6620,7 +6620,7 @@
                     </w:tc>
                     <w:tc>
                       <w:tcPr>
-                        <w:tcW w:w="1300" w:type="dxa"/>
+                        <w:tcW w:w="1200" w:type="dxa"/>
                         <w:shd w:val="clear" w:color="auto" w:fill="17365D"/>
                         <w:tcMar>
                           <w:top w:w="55" w:type="dxa"/>
@@ -6648,7 +6648,7 @@
                     </w:tc>
                     <w:tc>
                       <w:tcPr>
-                        <w:tcW w:w="1954" w:type="dxa"/>
+                        <w:tcW w:w="1396" w:type="dxa"/>
                         <w:shd w:val="clear" w:color="auto" w:fill="17365D"/>
                         <w:tcMar>
                           <w:top w:w="55" w:type="dxa"/>
@@ -6699,7 +6699,7 @@
                     </w:trPr>
                     <w:tc>
                       <w:tcPr>
-                        <w:tcW w:w="650" w:type="dxa"/>
+                        <w:tcW w:w="600" w:type="dxa"/>
                         <w:tcMar>
                           <w:top w:w="55" w:type="dxa"/>
                           <w:left w:w="100" w:type="dxa"/>
@@ -6725,7 +6725,7 @@
                     </w:tc>
                     <w:tc>
                       <w:tcPr>
-                        <w:tcW w:w="1162" w:type="dxa"/>
+                        <w:tcW w:w="1600" w:type="dxa"/>
                         <w:tcMar>
                           <w:top w:w="55" w:type="dxa"/>
                           <w:left w:w="100" w:type="dxa"/>
@@ -6737,6 +6737,7 @@
                       <w:p>
                         <w:pPr>
                           <w:spacing w:after="40"/>
+                          <w:jc w:val="left"/>
                         </w:pPr>
                         <w:r>
                           <w:rPr>
@@ -6751,7 +6752,7 @@
                     </w:tc>
                     <w:tc>
                       <w:tcPr>
-                        <w:tcW w:w="1230" w:type="dxa"/>
+                        <w:tcW w:w="1600" w:type="dxa"/>
                         <w:tcMar>
                           <w:top w:w="55" w:type="dxa"/>
                           <w:left w:w="100" w:type="dxa"/>
@@ -6763,6 +6764,7 @@
                       <w:p>
                         <w:pPr>
                           <w:spacing w:after="40"/>
+                          <w:jc w:val="left"/>
                         </w:pPr>
                         <w:r>
                           <w:rPr>
@@ -6777,7 +6779,7 @@
                     </w:tc>
                     <w:tc>
                       <w:tcPr>
-                        <w:tcW w:w="1300" w:type="dxa"/>
+                        <w:tcW w:w="1200" w:type="dxa"/>
                         <w:tcMar>
                           <w:top w:w="55" w:type="dxa"/>
                           <w:left w:w="100" w:type="dxa"/>
@@ -6803,7 +6805,7 @@
                     </w:tc>
                     <w:tc>
                       <w:tcPr>
-                        <w:tcW w:w="1300" w:type="dxa"/>
+                        <w:tcW w:w="1200" w:type="dxa"/>
                         <w:tcMar>
                           <w:top w:w="55" w:type="dxa"/>
                           <w:left w:w="100" w:type="dxa"/>
@@ -6829,7 +6831,7 @@
                     </w:tc>
                     <w:tc>
                       <w:tcPr>
-                        <w:tcW w:w="1954" w:type="dxa"/>
+                        <w:tcW w:w="1396" w:type="dxa"/>
                         <w:tcMar>
                           <w:top w:w="55" w:type="dxa"/>
                           <w:left w:w="100" w:type="dxa"/>
@@ -6860,7 +6862,7 @@
                     </w:trPr>
                     <w:tc>
                       <w:tcPr>
-                        <w:tcW w:w="650" w:type="dxa"/>
+                        <w:tcW w:w="600" w:type="dxa"/>
                         <w:shd w:val="clear" w:color="auto" w:fill="F3F6F9"/>
                         <w:tcMar>
                           <w:top w:w="55" w:type="dxa"/>
@@ -6887,7 +6889,7 @@
                     </w:tc>
                     <w:tc>
                       <w:tcPr>
-                        <w:tcW w:w="1162" w:type="dxa"/>
+                        <w:tcW w:w="1600" w:type="dxa"/>
                         <w:shd w:val="clear" w:color="auto" w:fill="F3F6F9"/>
                         <w:tcMar>
                           <w:top w:w="55" w:type="dxa"/>
@@ -6900,6 +6902,7 @@
                       <w:p>
                         <w:pPr>
                           <w:spacing w:after="40"/>
+                          <w:jc w:val="left"/>
                         </w:pPr>
                         <w:r>
                           <w:rPr>
@@ -6914,7 +6917,7 @@
                     </w:tc>
                     <w:tc>
                       <w:tcPr>
-                        <w:tcW w:w="1230" w:type="dxa"/>
+                        <w:tcW w:w="1600" w:type="dxa"/>
                         <w:shd w:val="clear" w:color="auto" w:fill="F3F6F9"/>
                         <w:tcMar>
                           <w:top w:w="55" w:type="dxa"/>
@@ -6927,6 +6930,7 @@
                       <w:p>
                         <w:pPr>
                           <w:spacing w:after="40"/>
+                          <w:jc w:val="left"/>
                         </w:pPr>
                         <w:r>
                           <w:rPr>
@@ -6941,7 +6945,7 @@
                     </w:tc>
                     <w:tc>
                       <w:tcPr>
-                        <w:tcW w:w="1300" w:type="dxa"/>
+                        <w:tcW w:w="1200" w:type="dxa"/>
                         <w:shd w:val="clear" w:color="auto" w:fill="F3F6F9"/>
                         <w:tcMar>
                           <w:top w:w="55" w:type="dxa"/>
@@ -6968,7 +6972,7 @@
                     </w:tc>
                     <w:tc>
                       <w:tcPr>
-                        <w:tcW w:w="1300" w:type="dxa"/>
+                        <w:tcW w:w="1200" w:type="dxa"/>
                         <w:shd w:val="clear" w:color="auto" w:fill="F3F6F9"/>
                         <w:tcMar>
                           <w:top w:w="55" w:type="dxa"/>
@@ -6995,7 +6999,7 @@
                     </w:tc>
                     <w:tc>
                       <w:tcPr>
-                        <w:tcW w:w="1954" w:type="dxa"/>
+                        <w:tcW w:w="1396" w:type="dxa"/>
                         <w:shd w:val="clear" w:color="auto" w:fill="F3F6F9"/>
                         <w:tcMar>
                           <w:top w:w="55" w:type="dxa"/>
@@ -7027,7 +7031,7 @@
                     </w:trPr>
                     <w:tc>
                       <w:tcPr>
-                        <w:tcW w:w="650" w:type="dxa"/>
+                        <w:tcW w:w="600" w:type="dxa"/>
                         <w:tcMar>
                           <w:top w:w="55" w:type="dxa"/>
                           <w:left w:w="100" w:type="dxa"/>
@@ -7053,7 +7057,7 @@
                     </w:tc>
                     <w:tc>
                       <w:tcPr>
-                        <w:tcW w:w="1162" w:type="dxa"/>
+                        <w:tcW w:w="1600" w:type="dxa"/>
                         <w:tcMar>
                           <w:top w:w="55" w:type="dxa"/>
                           <w:left w:w="100" w:type="dxa"/>
@@ -7065,6 +7069,7 @@
                       <w:p>
                         <w:pPr>
                           <w:spacing w:after="40"/>
+                          <w:jc w:val="left"/>
                         </w:pPr>
                         <w:r>
                           <w:rPr>
@@ -7079,7 +7084,7 @@
                     </w:tc>
                     <w:tc>
                       <w:tcPr>
-                        <w:tcW w:w="1230" w:type="dxa"/>
+                        <w:tcW w:w="1600" w:type="dxa"/>
                         <w:tcMar>
                           <w:top w:w="55" w:type="dxa"/>
                           <w:left w:w="100" w:type="dxa"/>
@@ -7091,6 +7096,7 @@
                       <w:p>
                         <w:pPr>
                           <w:spacing w:after="40"/>
+                          <w:jc w:val="left"/>
                         </w:pPr>
                         <w:r>
                           <w:rPr>
@@ -7105,7 +7111,7 @@
                     </w:tc>
                     <w:tc>
                       <w:tcPr>
-                        <w:tcW w:w="1300" w:type="dxa"/>
+                        <w:tcW w:w="1200" w:type="dxa"/>
                         <w:tcMar>
                           <w:top w:w="55" w:type="dxa"/>
                           <w:left w:w="100" w:type="dxa"/>
@@ -7131,7 +7137,7 @@
                     </w:tc>
                     <w:tc>
                       <w:tcPr>
-                        <w:tcW w:w="1300" w:type="dxa"/>
+                        <w:tcW w:w="1200" w:type="dxa"/>
                         <w:tcMar>
                           <w:top w:w="55" w:type="dxa"/>
                           <w:left w:w="100" w:type="dxa"/>
@@ -7157,7 +7163,7 @@
                     </w:tc>
                     <w:tc>
                       <w:tcPr>
-                        <w:tcW w:w="1954" w:type="dxa"/>
+                        <w:tcW w:w="1396" w:type="dxa"/>
                         <w:tcMar>
                           <w:top w:w="55" w:type="dxa"/>
                           <w:left w:w="100" w:type="dxa"/>
@@ -7188,7 +7194,7 @@
                     </w:trPr>
                     <w:tc>
                       <w:tcPr>
-                        <w:tcW w:w="650" w:type="dxa"/>
+                        <w:tcW w:w="600" w:type="dxa"/>
                         <w:shd w:val="clear" w:color="auto" w:fill="F3F6F9"/>
                         <w:tcMar>
                           <w:top w:w="55" w:type="dxa"/>
@@ -7215,7 +7221,7 @@
                     </w:tc>
                     <w:tc>
                       <w:tcPr>
-                        <w:tcW w:w="1162" w:type="dxa"/>
+                        <w:tcW w:w="1600" w:type="dxa"/>
                         <w:shd w:val="clear" w:color="auto" w:fill="F3F6F9"/>
                         <w:tcMar>
                           <w:top w:w="55" w:type="dxa"/>
@@ -7228,6 +7234,7 @@
                       <w:p>
                         <w:pPr>
                           <w:spacing w:after="40"/>
+                          <w:jc w:val="left"/>
                         </w:pPr>
                         <w:r>
                           <w:rPr>
@@ -7242,7 +7249,7 @@
                     </w:tc>
                     <w:tc>
                       <w:tcPr>
-                        <w:tcW w:w="1230" w:type="dxa"/>
+                        <w:tcW w:w="1600" w:type="dxa"/>
                         <w:shd w:val="clear" w:color="auto" w:fill="F3F6F9"/>
                         <w:tcMar>
                           <w:top w:w="55" w:type="dxa"/>
@@ -7255,6 +7262,7 @@
                       <w:p>
                         <w:pPr>
                           <w:spacing w:after="40"/>
+                          <w:jc w:val="left"/>
                         </w:pPr>
                         <w:r>
                           <w:rPr>
@@ -7269,7 +7277,7 @@
                     </w:tc>
                     <w:tc>
                       <w:tcPr>
-                        <w:tcW w:w="1300" w:type="dxa"/>
+                        <w:tcW w:w="1200" w:type="dxa"/>
                         <w:shd w:val="clear" w:color="auto" w:fill="F3F6F9"/>
                         <w:tcMar>
                           <w:top w:w="55" w:type="dxa"/>
@@ -7296,7 +7304,7 @@
                     </w:tc>
                     <w:tc>
                       <w:tcPr>
-                        <w:tcW w:w="1300" w:type="dxa"/>
+                        <w:tcW w:w="1200" w:type="dxa"/>
                         <w:shd w:val="clear" w:color="auto" w:fill="F3F6F9"/>
                         <w:tcMar>
                           <w:top w:w="55" w:type="dxa"/>
@@ -7323,7 +7331,7 @@
                     </w:tc>
                     <w:tc>
                       <w:tcPr>
-                        <w:tcW w:w="1954" w:type="dxa"/>
+                        <w:tcW w:w="1396" w:type="dxa"/>
                         <w:shd w:val="clear" w:color="auto" w:fill="F3F6F9"/>
                         <w:tcMar>
                           <w:top w:w="55" w:type="dxa"/>
@@ -7355,7 +7363,7 @@
                     </w:trPr>
                     <w:tc>
                       <w:tcPr>
-                        <w:tcW w:w="650" w:type="dxa"/>
+                        <w:tcW w:w="600" w:type="dxa"/>
                         <w:tcMar>
                           <w:top w:w="55" w:type="dxa"/>
                           <w:left w:w="100" w:type="dxa"/>
@@ -7381,7 +7389,7 @@
                     </w:tc>
                     <w:tc>
                       <w:tcPr>
-                        <w:tcW w:w="1162" w:type="dxa"/>
+                        <w:tcW w:w="1600" w:type="dxa"/>
                         <w:tcMar>
                           <w:top w:w="55" w:type="dxa"/>
                           <w:left w:w="100" w:type="dxa"/>
@@ -7393,6 +7401,7 @@
                       <w:p>
                         <w:pPr>
                           <w:spacing w:after="40"/>
+                          <w:jc w:val="left"/>
                         </w:pPr>
                         <w:r>
                           <w:rPr>
@@ -7407,7 +7416,7 @@
                     </w:tc>
                     <w:tc>
                       <w:tcPr>
-                        <w:tcW w:w="1230" w:type="dxa"/>
+                        <w:tcW w:w="1600" w:type="dxa"/>
                         <w:tcMar>
                           <w:top w:w="55" w:type="dxa"/>
                           <w:left w:w="100" w:type="dxa"/>
@@ -7419,6 +7428,7 @@
                       <w:p>
                         <w:pPr>
                           <w:spacing w:after="40"/>
+                          <w:jc w:val="left"/>
                         </w:pPr>
                         <w:r>
                           <w:rPr>
@@ -7433,7 +7443,7 @@
                     </w:tc>
                     <w:tc>
                       <w:tcPr>
-                        <w:tcW w:w="1300" w:type="dxa"/>
+                        <w:tcW w:w="1200" w:type="dxa"/>
                         <w:tcMar>
                           <w:top w:w="55" w:type="dxa"/>
                           <w:left w:w="100" w:type="dxa"/>
@@ -7459,7 +7469,7 @@
                     </w:tc>
                     <w:tc>
                       <w:tcPr>
-                        <w:tcW w:w="1300" w:type="dxa"/>
+                        <w:tcW w:w="1200" w:type="dxa"/>
                         <w:tcMar>
                           <w:top w:w="55" w:type="dxa"/>
                           <w:left w:w="100" w:type="dxa"/>
@@ -7485,7 +7495,7 @@
                     </w:tc>
                     <w:tc>
                       <w:tcPr>
-                        <w:tcW w:w="1954" w:type="dxa"/>
+                        <w:tcW w:w="1396" w:type="dxa"/>
                         <w:tcMar>
                           <w:top w:w="55" w:type="dxa"/>
                           <w:left w:w="100" w:type="dxa"/>
@@ -7865,381 +7875,414 @@
               <w:t>固定现有模型，在相同测试记录上做 10,000 次配对百分位 bootstrap（seed=42）。样本重采样沿用 08 的 Python RNG；来源簇使用 09 的 NumPy PCG64，按 56 个 URL 有放回抽簇并保留簇内全部记录。两种分析下 MiniLM 增量的区间均覆盖 0，尚不能确认稳定优势；原层级设置退化的区间均未覆盖 0。区间只描述当前测试样本的不确定性，不包括训练种子波动，也不能证明因果或跨数据集普遍优势。</w:t>
             </w:r>
           </w:p>
-          <w:p>
-            <w:pPr>
-              <w:pStyle w:val="Caption"/>
-              <w:keepNext/>
-              <w:spacing w:after="80" w:line="300" w:lineRule="auto"/>
-              <w:ind w:firstLine="0"/>
-              <w:jc w:val="center"/>
-            </w:pPr>
-            <w:r>
-              <w:rPr>
-                <w:rFonts w:ascii="Times New Roman" w:hAnsi="Times New Roman" w:eastAsia="宋体"/>
-                <w:b w:val="0"/>
-                <w:color w:val="000000"/>
-                <w:sz w:val="21"/>
-              </w:rPr>
-              <w:t>表6b 固定表示与配置下的后验敏感性对照</w:t>
-            </w:r>
-          </w:p>
           <w:tbl>
             <w:tblPr>
               <w:tblW w:type="auto" w:w="0"/>
               <w:tblLayout w:type="fixed"/>
               <w:tblLook w:firstColumn="1" w:firstRow="1" w:lastColumn="0" w:lastRow="0" w:noHBand="0" w:noVBand="1" w:val="04A0"/>
               <w:tblBorders>
-                <w:top w:val="single" w:sz="4" w:color="9AA5B1"/>
-                <w:left w:val="single" w:sz="4" w:color="9AA5B1"/>
-                <w:bottom w:val="single" w:sz="4" w:color="9AA5B1"/>
-                <w:right w:val="single" w:sz="4" w:color="9AA5B1"/>
-                <w:insideH w:val="single" w:sz="4" w:color="9AA5B1"/>
-                <w:insideV w:val="single" w:sz="4" w:color="9AA5B1"/>
+                <w:top w:val="nil"/>
+                <w:left w:val="nil"/>
+                <w:bottom w:val="nil"/>
+                <w:right w:val="nil"/>
+                <w:insideH w:val="nil"/>
+                <w:insideV w:val="nil"/>
               </w:tblBorders>
             </w:tblPr>
             <w:tblGrid>
-              <w:gridCol w:w="4176"/>
-              <w:gridCol w:w="1728"/>
-              <w:gridCol w:w="1728"/>
+              <w:gridCol w:w="7632"/>
             </w:tblGrid>
             <w:tr>
               <w:trPr>
                 <w:cantSplit/>
-                <w:tblHeader/>
               </w:trPr>
               <w:tc>
                 <w:tcPr>
-                  <w:tcW w:type="dxa" w:w="4176"/>
-                  <w:vAlign w:val="center"/>
-                  <w:shd w:fill="17365D"/>
-                </w:tcPr>
-                <w:p>
-                  <w:pPr>
-                    <w:spacing w:after="60" w:line="252" w:lineRule="auto" w:before="60"/>
-                  </w:pPr>
-                  <w:r>
-                    <w:rPr>
-                      <w:rFonts w:ascii="Times New Roman" w:hAnsi="Times New Roman" w:eastAsia="宋体"/>
-                      <w:b/>
-                      <w:color w:val="FFFFFF"/>
-                      <w:sz w:val="18"/>
-                    </w:rPr>
-                    <w:t>训练与决策设置</w:t>
-                  </w:r>
-                </w:p>
-              </w:tc>
-              <w:tc>
-                <w:tcPr>
-                  <w:tcW w:type="dxa" w:w="1728"/>
-                  <w:vAlign w:val="center"/>
-                  <w:shd w:fill="17365D"/>
-                </w:tcPr>
-                <w:p>
-                  <w:pPr>
-                    <w:spacing w:after="60" w:line="252" w:lineRule="auto" w:before="60"/>
-                  </w:pPr>
-                  <w:r>
-                    <w:rPr>
-                      <w:rFonts w:ascii="Times New Roman" w:hAnsi="Times New Roman" w:eastAsia="宋体"/>
-                      <w:b/>
-                      <w:color w:val="FFFFFF"/>
-                      <w:sz w:val="18"/>
-                    </w:rPr>
-                    <w:t>title留出 F1</w:t>
-                  </w:r>
-                </w:p>
-              </w:tc>
-              <w:tc>
-                <w:tcPr>
-                  <w:tcW w:type="dxa" w:w="1728"/>
-                  <w:vAlign w:val="center"/>
-                  <w:shd w:fill="17365D"/>
-                </w:tcPr>
-                <w:p>
-                  <w:pPr>
-                    <w:spacing w:after="60" w:line="252" w:lineRule="auto" w:before="60"/>
-                  </w:pPr>
-                  <w:r>
-                    <w:rPr>
-                      <w:rFonts w:ascii="Times New Roman" w:hAnsi="Times New Roman" w:eastAsia="宋体"/>
-                      <w:b/>
-                      <w:color w:val="FFFFFF"/>
-                      <w:sz w:val="18"/>
-                    </w:rPr>
-                    <w:t>URL留出 F1</w:t>
-                  </w:r>
-                </w:p>
-              </w:tc>
-            </w:tr>
-            <w:tr>
-              <w:trPr>
-                <w:cantSplit/>
-              </w:trPr>
-              <w:tc>
-                <w:tcPr>
-                  <w:tcW w:type="dxa" w:w="4176"/>
-                  <w:vAlign w:val="center"/>
-                  <w:shd w:fill="FFFFFF"/>
-                </w:tcPr>
-                <w:p>
-                  <w:pPr>
-                    <w:spacing w:after="60" w:line="252" w:lineRule="auto" w:before="60"/>
-                  </w:pPr>
-                  <w:r>
-                    <w:rPr>
-                      <w:rFonts w:ascii="Times New Roman" w:hAnsi="Times New Roman" w:eastAsia="宋体"/>
-                      <w:b w:val="0"/>
-                      <w:color w:val="000000"/>
-                      <w:sz w:val="18"/>
-                    </w:rPr>
-                    <w:t>直接三分类 balanced</w:t>
-                  </w:r>
-                </w:p>
-              </w:tc>
-              <w:tc>
-                <w:tcPr>
-                  <w:tcW w:type="dxa" w:w="1728"/>
-                  <w:vAlign w:val="center"/>
-                  <w:shd w:fill="FFFFFF"/>
-                </w:tcPr>
-                <w:p>
-                  <w:pPr>
-                    <w:spacing w:after="60" w:line="252" w:lineRule="auto" w:before="60"/>
-                  </w:pPr>
-                  <w:r>
-                    <w:rPr>
-                      <w:rFonts w:ascii="Times New Roman" w:hAnsi="Times New Roman" w:eastAsia="宋体"/>
-                      <w:b w:val="0"/>
-                      <w:color w:val="000000"/>
-                      <w:sz w:val="18"/>
-                    </w:rPr>
-                    <w:t>0.4814</w:t>
-                  </w:r>
-                </w:p>
-              </w:tc>
-              <w:tc>
-                <w:tcPr>
-                  <w:tcW w:type="dxa" w:w="1728"/>
-                  <w:vAlign w:val="center"/>
-                  <w:shd w:fill="FFFFFF"/>
-                </w:tcPr>
-                <w:p>
-                  <w:pPr>
-                    <w:spacing w:after="60" w:line="252" w:lineRule="auto" w:before="60"/>
-                  </w:pPr>
-                  <w:r>
-                    <w:rPr>
-                      <w:rFonts w:ascii="Times New Roman" w:hAnsi="Times New Roman" w:eastAsia="宋体"/>
-                      <w:b w:val="0"/>
-                      <w:color w:val="000000"/>
-                      <w:sz w:val="18"/>
-                    </w:rPr>
-                    <w:t>0.4792</w:t>
-                  </w:r>
-                </w:p>
-              </w:tc>
-            </w:tr>
-            <w:tr>
-              <w:trPr>
-                <w:cantSplit/>
-              </w:trPr>
-              <w:tc>
-                <w:tcPr>
-                  <w:tcW w:type="dxa" w:w="4176"/>
-                  <w:vAlign w:val="center"/>
-                  <w:shd w:fill="F3F6F9"/>
-                </w:tcPr>
-                <w:p>
-                  <w:pPr>
-                    <w:spacing w:after="60" w:line="252" w:lineRule="auto" w:before="60"/>
-                  </w:pPr>
-                  <w:r>
-                    <w:rPr>
-                      <w:rFonts w:ascii="Times New Roman" w:hAnsi="Times New Roman" w:eastAsia="宋体"/>
-                      <w:b w:val="0"/>
-                      <w:color w:val="000000"/>
-                      <w:sz w:val="18"/>
-                    </w:rPr>
-                    <w:t>九分类 balanced＋求和</w:t>
-                  </w:r>
-                </w:p>
-              </w:tc>
-              <w:tc>
-                <w:tcPr>
-                  <w:tcW w:type="dxa" w:w="1728"/>
-                  <w:vAlign w:val="center"/>
-                  <w:shd w:fill="F3F6F9"/>
-                </w:tcPr>
-                <w:p>
-                  <w:pPr>
-                    <w:spacing w:after="60" w:line="252" w:lineRule="auto" w:before="60"/>
-                  </w:pPr>
-                  <w:r>
-                    <w:rPr>
-                      <w:rFonts w:ascii="Times New Roman" w:hAnsi="Times New Roman" w:eastAsia="宋体"/>
-                      <w:b w:val="0"/>
-                      <w:color w:val="000000"/>
-                      <w:sz w:val="18"/>
-                    </w:rPr>
-                    <w:t>0.3167</w:t>
-                  </w:r>
-                </w:p>
-              </w:tc>
-              <w:tc>
-                <w:tcPr>
-                  <w:tcW w:type="dxa" w:w="1728"/>
-                  <w:vAlign w:val="center"/>
-                  <w:shd w:fill="F3F6F9"/>
-                </w:tcPr>
-                <w:p>
-                  <w:pPr>
-                    <w:spacing w:after="60" w:line="252" w:lineRule="auto" w:before="60"/>
-                  </w:pPr>
-                  <w:r>
-                    <w:rPr>
-                      <w:rFonts w:ascii="Times New Roman" w:hAnsi="Times New Roman" w:eastAsia="宋体"/>
-                      <w:b w:val="0"/>
-                      <w:color w:val="000000"/>
-                      <w:sz w:val="18"/>
-                    </w:rPr>
-                    <w:t>0.3396</w:t>
-                  </w:r>
-                </w:p>
-              </w:tc>
-            </w:tr>
-            <w:tr>
-              <w:trPr>
-                <w:cantSplit/>
-              </w:trPr>
-              <w:tc>
-                <w:tcPr>
-                  <w:tcW w:type="dxa" w:w="4176"/>
-                  <w:vAlign w:val="center"/>
-                  <w:shd w:fill="FFFFFF"/>
-                </w:tcPr>
-                <w:p>
-                  <w:pPr>
-                    <w:spacing w:after="60" w:line="252" w:lineRule="auto" w:before="60"/>
-                  </w:pPr>
-                  <w:r>
-                    <w:rPr>
-                      <w:rFonts w:ascii="Times New Roman" w:hAnsi="Times New Roman" w:eastAsia="宋体"/>
-                      <w:b w:val="0"/>
-                      <w:color w:val="000000"/>
-                      <w:sz w:val="18"/>
-                    </w:rPr>
-                    <w:t>九分类 balanced＋子类均值</w:t>
-                  </w:r>
-                </w:p>
-              </w:tc>
-              <w:tc>
-                <w:tcPr>
-                  <w:tcW w:type="dxa" w:w="1728"/>
-                  <w:vAlign w:val="center"/>
-                  <w:shd w:fill="FFFFFF"/>
-                </w:tcPr>
-                <w:p>
-                  <w:pPr>
-                    <w:spacing w:after="60" w:line="252" w:lineRule="auto" w:before="60"/>
-                  </w:pPr>
-                  <w:r>
-                    <w:rPr>
-                      <w:rFonts w:ascii="Times New Roman" w:hAnsi="Times New Roman" w:eastAsia="宋体"/>
-                      <w:b w:val="0"/>
-                      <w:color w:val="000000"/>
-                      <w:sz w:val="18"/>
-                    </w:rPr>
-                    <w:t>0.4394</w:t>
-                  </w:r>
-                </w:p>
-              </w:tc>
-              <w:tc>
-                <w:tcPr>
-                  <w:tcW w:type="dxa" w:w="1728"/>
-                  <w:vAlign w:val="center"/>
-                  <w:shd w:fill="FFFFFF"/>
-                </w:tcPr>
-                <w:p>
-                  <w:pPr>
-                    <w:spacing w:after="60" w:line="252" w:lineRule="auto" w:before="60"/>
-                  </w:pPr>
-                  <w:r>
-                    <w:rPr>
-                      <w:rFonts w:ascii="Times New Roman" w:hAnsi="Times New Roman" w:eastAsia="宋体"/>
-                      <w:b w:val="0"/>
-                      <w:color w:val="000000"/>
-                      <w:sz w:val="18"/>
-                    </w:rPr>
-                    <w:t>0.4713</w:t>
-                  </w:r>
-                </w:p>
-              </w:tc>
-            </w:tr>
-            <w:tr>
-              <w:trPr>
-                <w:cantSplit/>
-              </w:trPr>
-              <w:tc>
-                <w:tcPr>
-                  <w:tcW w:type="dxa" w:w="4176"/>
-                  <w:vAlign w:val="center"/>
-                  <w:shd w:fill="F3F6F9"/>
-                </w:tcPr>
-                <w:p>
-                  <w:pPr>
-                    <w:spacing w:after="60" w:line="252" w:lineRule="auto" w:before="60"/>
-                  </w:pPr>
-                  <w:r>
-                    <w:rPr>
-                      <w:rFonts w:ascii="Times New Roman" w:hAnsi="Times New Roman" w:eastAsia="宋体"/>
-                      <w:b w:val="0"/>
-                      <w:color w:val="000000"/>
-                      <w:sz w:val="18"/>
-                    </w:rPr>
-                    <w:t>九分类无权重＋求和</w:t>
-                  </w:r>
-                </w:p>
-              </w:tc>
-              <w:tc>
-                <w:tcPr>
-                  <w:tcW w:type="dxa" w:w="1728"/>
-                  <w:vAlign w:val="center"/>
-                  <w:shd w:fill="F3F6F9"/>
-                </w:tcPr>
-                <w:p>
-                  <w:pPr>
-                    <w:spacing w:after="60" w:line="252" w:lineRule="auto" w:before="60"/>
-                  </w:pPr>
-                  <w:r>
-                    <w:rPr>
-                      <w:rFonts w:ascii="Times New Roman" w:hAnsi="Times New Roman" w:eastAsia="宋体"/>
-                      <w:b w:val="0"/>
-                      <w:color w:val="000000"/>
-                      <w:sz w:val="18"/>
-                    </w:rPr>
-                    <w:t>0.3349</w:t>
-                  </w:r>
-                </w:p>
-              </w:tc>
-              <w:tc>
-                <w:tcPr>
-                  <w:tcW w:type="dxa" w:w="1728"/>
-                  <w:vAlign w:val="center"/>
-                  <w:shd w:fill="F3F6F9"/>
-                </w:tcPr>
-                <w:p>
-                  <w:pPr>
-                    <w:spacing w:after="60" w:line="252" w:lineRule="auto" w:before="60"/>
-                  </w:pPr>
-                  <w:r>
-                    <w:rPr>
-                      <w:rFonts w:ascii="Times New Roman" w:hAnsi="Times New Roman" w:eastAsia="宋体"/>
-                      <w:b w:val="0"/>
-                      <w:color w:val="000000"/>
-                      <w:sz w:val="18"/>
-                    </w:rPr>
-                    <w:t>0.3475</w:t>
-                  </w:r>
+                  <w:tcW w:type="dxa" w:w="7632"/>
+                </w:tcPr>
+                <w:p>
+                  <w:pPr>
+                    <w:pStyle w:val="Caption"/>
+                    <w:keepNext/>
+                    <w:spacing w:after="80" w:line="300" w:lineRule="auto"/>
+                    <w:ind w:firstLine="0"/>
+                    <w:jc w:val="center"/>
+                  </w:pPr>
+                  <w:r>
+                    <w:rPr>
+                      <w:rFonts w:ascii="Times New Roman" w:hAnsi="Times New Roman" w:eastAsia="宋体"/>
+                      <w:b w:val="0"/>
+                      <w:color w:val="000000"/>
+                      <w:sz w:val="21"/>
+                    </w:rPr>
+                    <w:t>表6b 固定表示与配置下的后验敏感性对照</w:t>
+                  </w:r>
+                </w:p>
+                <w:tbl>
+                  <w:tblPr>
+                    <w:tblW w:type="auto" w:w="0"/>
+                    <w:tblLayout w:type="fixed"/>
+                    <w:tblLook w:firstColumn="1" w:firstRow="1" w:lastColumn="0" w:lastRow="0" w:noHBand="0" w:noVBand="1" w:val="04A0"/>
+                    <w:tblBorders>
+                      <w:top w:val="single" w:sz="4" w:color="9AA5B1"/>
+                      <w:left w:val="single" w:sz="4" w:color="9AA5B1"/>
+                      <w:bottom w:val="single" w:sz="4" w:color="9AA5B1"/>
+                      <w:right w:val="single" w:sz="4" w:color="9AA5B1"/>
+                      <w:insideH w:val="single" w:sz="4" w:color="9AA5B1"/>
+                      <w:insideV w:val="single" w:sz="4" w:color="9AA5B1"/>
+                    </w:tblBorders>
+                  </w:tblPr>
+                  <w:tblGrid>
+                    <w:gridCol w:w="4176"/>
+                    <w:gridCol w:w="1728"/>
+                    <w:gridCol w:w="1728"/>
+                  </w:tblGrid>
+                  <w:tr>
+                    <w:trPr>
+                      <w:cantSplit/>
+                      <w:tblHeader/>
+                    </w:trPr>
+                    <w:tc>
+                      <w:tcPr>
+                        <w:tcW w:type="dxa" w:w="4176"/>
+                        <w:vAlign w:val="center"/>
+                        <w:shd w:fill="17365D"/>
+                      </w:tcPr>
+                      <w:p>
+                        <w:pPr>
+                          <w:spacing w:after="60" w:line="252" w:lineRule="auto" w:before="60"/>
+                        </w:pPr>
+                        <w:r>
+                          <w:rPr>
+                            <w:rFonts w:ascii="Times New Roman" w:hAnsi="Times New Roman" w:eastAsia="宋体"/>
+                            <w:b/>
+                            <w:color w:val="FFFFFF"/>
+                            <w:sz w:val="18"/>
+                          </w:rPr>
+                          <w:t>训练与决策设置</w:t>
+                        </w:r>
+                      </w:p>
+                    </w:tc>
+                    <w:tc>
+                      <w:tcPr>
+                        <w:tcW w:type="dxa" w:w="1728"/>
+                        <w:vAlign w:val="center"/>
+                        <w:shd w:fill="17365D"/>
+                      </w:tcPr>
+                      <w:p>
+                        <w:pPr>
+                          <w:spacing w:after="60" w:line="252" w:lineRule="auto" w:before="60"/>
+                        </w:pPr>
+                        <w:r>
+                          <w:rPr>
+                            <w:rFonts w:ascii="Times New Roman" w:hAnsi="Times New Roman" w:eastAsia="宋体"/>
+                            <w:b/>
+                            <w:color w:val="FFFFFF"/>
+                            <w:sz w:val="18"/>
+                          </w:rPr>
+                          <w:t>title留出 F1</w:t>
+                        </w:r>
+                      </w:p>
+                    </w:tc>
+                    <w:tc>
+                      <w:tcPr>
+                        <w:tcW w:type="dxa" w:w="1728"/>
+                        <w:vAlign w:val="center"/>
+                        <w:shd w:fill="17365D"/>
+                      </w:tcPr>
+                      <w:p>
+                        <w:pPr>
+                          <w:spacing w:after="60" w:line="252" w:lineRule="auto" w:before="60"/>
+                        </w:pPr>
+                        <w:r>
+                          <w:rPr>
+                            <w:rFonts w:ascii="Times New Roman" w:hAnsi="Times New Roman" w:eastAsia="宋体"/>
+                            <w:b/>
+                            <w:color w:val="FFFFFF"/>
+                            <w:sz w:val="18"/>
+                          </w:rPr>
+                          <w:t>URL留出 F1</w:t>
+                        </w:r>
+                      </w:p>
+                    </w:tc>
+                  </w:tr>
+                  <w:tr>
+                    <w:trPr>
+                      <w:cantSplit/>
+                    </w:trPr>
+                    <w:tc>
+                      <w:tcPr>
+                        <w:tcW w:type="dxa" w:w="4176"/>
+                        <w:vAlign w:val="center"/>
+                        <w:shd w:fill="FFFFFF"/>
+                      </w:tcPr>
+                      <w:p>
+                        <w:pPr>
+                          <w:spacing w:after="60" w:line="252" w:lineRule="auto" w:before="60"/>
+                        </w:pPr>
+                        <w:r>
+                          <w:rPr>
+                            <w:rFonts w:ascii="Times New Roman" w:hAnsi="Times New Roman" w:eastAsia="宋体"/>
+                            <w:b w:val="0"/>
+                            <w:color w:val="000000"/>
+                            <w:sz w:val="18"/>
+                          </w:rPr>
+                          <w:t>直接三分类 balanced</w:t>
+                        </w:r>
+                      </w:p>
+                    </w:tc>
+                    <w:tc>
+                      <w:tcPr>
+                        <w:tcW w:type="dxa" w:w="1728"/>
+                        <w:vAlign w:val="center"/>
+                        <w:shd w:fill="FFFFFF"/>
+                      </w:tcPr>
+                      <w:p>
+                        <w:pPr>
+                          <w:spacing w:after="60" w:line="252" w:lineRule="auto" w:before="60"/>
+                        </w:pPr>
+                        <w:r>
+                          <w:rPr>
+                            <w:rFonts w:ascii="Times New Roman" w:hAnsi="Times New Roman" w:eastAsia="宋体"/>
+                            <w:b w:val="0"/>
+                            <w:color w:val="000000"/>
+                            <w:sz w:val="18"/>
+                          </w:rPr>
+                          <w:t>0.4814</w:t>
+                        </w:r>
+                      </w:p>
+                    </w:tc>
+                    <w:tc>
+                      <w:tcPr>
+                        <w:tcW w:type="dxa" w:w="1728"/>
+                        <w:vAlign w:val="center"/>
+                        <w:shd w:fill="FFFFFF"/>
+                      </w:tcPr>
+                      <w:p>
+                        <w:pPr>
+                          <w:spacing w:after="60" w:line="252" w:lineRule="auto" w:before="60"/>
+                        </w:pPr>
+                        <w:r>
+                          <w:rPr>
+                            <w:rFonts w:ascii="Times New Roman" w:hAnsi="Times New Roman" w:eastAsia="宋体"/>
+                            <w:b w:val="0"/>
+                            <w:color w:val="000000"/>
+                            <w:sz w:val="18"/>
+                          </w:rPr>
+                          <w:t>0.4792</w:t>
+                        </w:r>
+                      </w:p>
+                    </w:tc>
+                  </w:tr>
+                  <w:tr>
+                    <w:trPr>
+                      <w:cantSplit/>
+                    </w:trPr>
+                    <w:tc>
+                      <w:tcPr>
+                        <w:tcW w:type="dxa" w:w="4176"/>
+                        <w:vAlign w:val="center"/>
+                        <w:shd w:fill="F3F6F9"/>
+                      </w:tcPr>
+                      <w:p>
+                        <w:pPr>
+                          <w:spacing w:after="60" w:line="252" w:lineRule="auto" w:before="60"/>
+                        </w:pPr>
+                        <w:r>
+                          <w:rPr>
+                            <w:rFonts w:ascii="Times New Roman" w:hAnsi="Times New Roman" w:eastAsia="宋体"/>
+                            <w:b w:val="0"/>
+                            <w:color w:val="000000"/>
+                            <w:sz w:val="18"/>
+                          </w:rPr>
+                          <w:t>九分类 balanced＋求和</w:t>
+                        </w:r>
+                      </w:p>
+                    </w:tc>
+                    <w:tc>
+                      <w:tcPr>
+                        <w:tcW w:type="dxa" w:w="1728"/>
+                        <w:vAlign w:val="center"/>
+                        <w:shd w:fill="F3F6F9"/>
+                      </w:tcPr>
+                      <w:p>
+                        <w:pPr>
+                          <w:spacing w:after="60" w:line="252" w:lineRule="auto" w:before="60"/>
+                        </w:pPr>
+                        <w:r>
+                          <w:rPr>
+                            <w:rFonts w:ascii="Times New Roman" w:hAnsi="Times New Roman" w:eastAsia="宋体"/>
+                            <w:b w:val="0"/>
+                            <w:color w:val="000000"/>
+                            <w:sz w:val="18"/>
+                          </w:rPr>
+                          <w:t>0.3167</w:t>
+                        </w:r>
+                      </w:p>
+                    </w:tc>
+                    <w:tc>
+                      <w:tcPr>
+                        <w:tcW w:type="dxa" w:w="1728"/>
+                        <w:vAlign w:val="center"/>
+                        <w:shd w:fill="F3F6F9"/>
+                      </w:tcPr>
+                      <w:p>
+                        <w:pPr>
+                          <w:spacing w:after="60" w:line="252" w:lineRule="auto" w:before="60"/>
+                        </w:pPr>
+                        <w:r>
+                          <w:rPr>
+                            <w:rFonts w:ascii="Times New Roman" w:hAnsi="Times New Roman" w:eastAsia="宋体"/>
+                            <w:b w:val="0"/>
+                            <w:color w:val="000000"/>
+                            <w:sz w:val="18"/>
+                          </w:rPr>
+                          <w:t>0.3396</w:t>
+                        </w:r>
+                      </w:p>
+                    </w:tc>
+                  </w:tr>
+                  <w:tr>
+                    <w:trPr>
+                      <w:cantSplit/>
+                    </w:trPr>
+                    <w:tc>
+                      <w:tcPr>
+                        <w:tcW w:type="dxa" w:w="4176"/>
+                        <w:vAlign w:val="center"/>
+                        <w:shd w:fill="FFFFFF"/>
+                      </w:tcPr>
+                      <w:p>
+                        <w:pPr>
+                          <w:spacing w:after="60" w:line="252" w:lineRule="auto" w:before="60"/>
+                        </w:pPr>
+                        <w:r>
+                          <w:rPr>
+                            <w:rFonts w:ascii="Times New Roman" w:hAnsi="Times New Roman" w:eastAsia="宋体"/>
+                            <w:b w:val="0"/>
+                            <w:color w:val="000000"/>
+                            <w:sz w:val="18"/>
+                          </w:rPr>
+                          <w:t>九分类 balanced＋子类均值</w:t>
+                        </w:r>
+                      </w:p>
+                    </w:tc>
+                    <w:tc>
+                      <w:tcPr>
+                        <w:tcW w:type="dxa" w:w="1728"/>
+                        <w:vAlign w:val="center"/>
+                        <w:shd w:fill="FFFFFF"/>
+                      </w:tcPr>
+                      <w:p>
+                        <w:pPr>
+                          <w:spacing w:after="60" w:line="252" w:lineRule="auto" w:before="60"/>
+                        </w:pPr>
+                        <w:r>
+                          <w:rPr>
+                            <w:rFonts w:ascii="Times New Roman" w:hAnsi="Times New Roman" w:eastAsia="宋体"/>
+                            <w:b w:val="0"/>
+                            <w:color w:val="000000"/>
+                            <w:sz w:val="18"/>
+                          </w:rPr>
+                          <w:t>0.4394</w:t>
+                        </w:r>
+                      </w:p>
+                    </w:tc>
+                    <w:tc>
+                      <w:tcPr>
+                        <w:tcW w:type="dxa" w:w="1728"/>
+                        <w:vAlign w:val="center"/>
+                        <w:shd w:fill="FFFFFF"/>
+                      </w:tcPr>
+                      <w:p>
+                        <w:pPr>
+                          <w:spacing w:after="60" w:line="252" w:lineRule="auto" w:before="60"/>
+                        </w:pPr>
+                        <w:r>
+                          <w:rPr>
+                            <w:rFonts w:ascii="Times New Roman" w:hAnsi="Times New Roman" w:eastAsia="宋体"/>
+                            <w:b w:val="0"/>
+                            <w:color w:val="000000"/>
+                            <w:sz w:val="18"/>
+                          </w:rPr>
+                          <w:t>0.4713</w:t>
+                        </w:r>
+                      </w:p>
+                    </w:tc>
+                  </w:tr>
+                  <w:tr>
+                    <w:trPr>
+                      <w:cantSplit/>
+                    </w:trPr>
+                    <w:tc>
+                      <w:tcPr>
+                        <w:tcW w:type="dxa" w:w="4176"/>
+                        <w:vAlign w:val="center"/>
+                        <w:shd w:fill="F3F6F9"/>
+                      </w:tcPr>
+                      <w:p>
+                        <w:pPr>
+                          <w:spacing w:after="60" w:line="252" w:lineRule="auto" w:before="60"/>
+                        </w:pPr>
+                        <w:r>
+                          <w:rPr>
+                            <w:rFonts w:ascii="Times New Roman" w:hAnsi="Times New Roman" w:eastAsia="宋体"/>
+                            <w:b w:val="0"/>
+                            <w:color w:val="000000"/>
+                            <w:sz w:val="18"/>
+                          </w:rPr>
+                          <w:t>九分类无权重＋求和</w:t>
+                        </w:r>
+                      </w:p>
+                    </w:tc>
+                    <w:tc>
+                      <w:tcPr>
+                        <w:tcW w:type="dxa" w:w="1728"/>
+                        <w:vAlign w:val="center"/>
+                        <w:shd w:fill="F3F6F9"/>
+                      </w:tcPr>
+                      <w:p>
+                        <w:pPr>
+                          <w:spacing w:after="60" w:line="252" w:lineRule="auto" w:before="60"/>
+                        </w:pPr>
+                        <w:r>
+                          <w:rPr>
+                            <w:rFonts w:ascii="Times New Roman" w:hAnsi="Times New Roman" w:eastAsia="宋体"/>
+                            <w:b w:val="0"/>
+                            <w:color w:val="000000"/>
+                            <w:sz w:val="18"/>
+                          </w:rPr>
+                          <w:t>0.3349</w:t>
+                        </w:r>
+                      </w:p>
+                    </w:tc>
+                    <w:tc>
+                      <w:tcPr>
+                        <w:tcW w:type="dxa" w:w="1728"/>
+                        <w:vAlign w:val="center"/>
+                        <w:shd w:fill="F3F6F9"/>
+                      </w:tcPr>
+                      <w:p>
+                        <w:pPr>
+                          <w:spacing w:after="60" w:line="252" w:lineRule="auto" w:before="60"/>
+                        </w:pPr>
+                        <w:r>
+                          <w:rPr>
+                            <w:rFonts w:ascii="Times New Roman" w:hAnsi="Times New Roman" w:eastAsia="宋体"/>
+                            <w:b w:val="0"/>
+                            <w:color w:val="000000"/>
+                            <w:sz w:val="18"/>
+                          </w:rPr>
+                          <w:t>0.3475</w:t>
+                        </w:r>
+                      </w:p>
+                    </w:tc>
+                  </w:tr>
+                </w:tbl>
+                <w:p>
+                  <w:pPr>
+                    <w:spacing w:before="0" w:after="0" w:line="20" w:lineRule="exact"/>
+                  </w:pPr>
                 </w:p>
               </w:tc>
             </w:tr>
@@ -8423,635 +8466,668 @@
               <w:t>“直接迁移”使用源域模型预测后作固定投影：Clear Reply→entailment，另两类→not_entailment。这只是可检验的操作性假设，不能把“回答清晰”与“证据蕴含”视为同一语义。</w:t>
             </w:r>
           </w:p>
-          <w:p>
-            <w:pPr>
-              <w:keepNext/>
-              <w:spacing w:before="80" w:after="80"/>
-              <w:jc w:val="center"/>
-            </w:pPr>
-            <w:r>
-              <w:rPr>
-                <w:rFonts w:eastAsia="Noto Sans CJK SC"/>
-                <w:b/>
-                <w:color w:val="17365D"/>
-                <w:sz w:val="19"/>
-              </w:rPr>
-              <w:t>表</w:t>
-            </w:r>
-            <w:r>
-              <w:rPr>
-                <w:rFonts w:eastAsia="Noto Sans CJK SC"/>
-                <w:b/>
-                <w:color w:val="17365D"/>
-                <w:sz w:val="19"/>
-              </w:rPr>
-              <w:t xml:space="preserve">7  </w:t>
-            </w:r>
-            <w:r>
-              <w:rPr>
-                <w:rFonts w:eastAsia="Noto Sans CJK SC"/>
-                <w:b/>
-                <w:color w:val="17365D"/>
-                <w:sz w:val="19"/>
-              </w:rPr>
-              <w:t>原任务与迁移任务对比</w:t>
-            </w:r>
-          </w:p>
           <w:tbl>
             <w:tblPr>
-              <w:tblW w:w="7632" w:type="dxa"/>
-              <w:tblInd w:w="0" w:type="dxa"/>
+              <w:tblW w:type="auto" w:w="0"/>
+              <w:tblLayout w:type="fixed"/>
+              <w:tblLook w:firstColumn="1" w:firstRow="1" w:lastColumn="0" w:lastRow="0" w:noHBand="0" w:noVBand="1" w:val="04A0"/>
               <w:tblBorders>
-                <w:top w:val="single" w:sz="4" w:space="0" w:color="9AA5B1"/>
-                <w:left w:val="single" w:sz="4" w:space="0" w:color="9AA5B1"/>
-                <w:bottom w:val="single" w:sz="4" w:space="0" w:color="9AA5B1"/>
-                <w:right w:val="single" w:sz="4" w:space="0" w:color="9AA5B1"/>
-                <w:insideH w:val="single" w:sz="4" w:space="0" w:color="9AA5B1"/>
-                <w:insideV w:val="single" w:sz="4" w:space="0" w:color="9AA5B1"/>
+                <w:top w:val="nil"/>
+                <w:left w:val="nil"/>
+                <w:bottom w:val="nil"/>
+                <w:right w:val="nil"/>
+                <w:insideH w:val="nil"/>
+                <w:insideV w:val="nil"/>
               </w:tblBorders>
-              <w:tblLayout w:type="fixed"/>
-              <w:tblLook w:val="0000" w:firstRow="0" w:lastRow="0" w:firstColumn="0" w:lastColumn="0" w:noHBand="0" w:noVBand="0"/>
             </w:tblPr>
             <w:tblGrid>
-              <w:gridCol w:w="1404"/>
-              <w:gridCol w:w="1549"/>
-              <w:gridCol w:w="1549"/>
-              <w:gridCol w:w="3129"/>
+              <w:gridCol w:w="7632"/>
             </w:tblGrid>
             <w:tr>
               <w:trPr>
-                <w:tblHeader/>
+                <w:cantSplit/>
               </w:trPr>
               <w:tc>
                 <w:tcPr>
-                  <w:tcW w:w="1404" w:type="dxa"/>
-                  <w:shd w:val="clear" w:color="auto" w:fill="17365D"/>
-                  <w:tcMar>
-                    <w:top w:w="55" w:type="dxa"/>
-                    <w:left w:w="100" w:type="dxa"/>
-                    <w:bottom w:w="55" w:type="dxa"/>
-                    <w:right w:w="100" w:type="dxa"/>
-                  </w:tcMar>
-                  <w:vAlign w:val="center"/>
-                </w:tcPr>
-                <w:p>
-                  <w:pPr>
-                    <w:spacing w:line="252" w:lineRule="auto"/>
+                  <w:tcW w:type="dxa" w:w="7632"/>
+                </w:tcPr>
+                <w:p>
+                  <w:pPr>
+                    <w:keepNext/>
+                    <w:spacing w:before="80" w:after="80"/>
                     <w:jc w:val="center"/>
                   </w:pPr>
                   <w:r>
                     <w:rPr>
-                      <w:rFonts w:eastAsia="宋体" w:ascii="Times New Roman" w:hAnsi="Times New Roman"/>
+                      <w:rFonts w:eastAsia="Noto Sans CJK SC"/>
                       <w:b/>
-                      <w:color w:val="FFFFFF"/>
-                      <w:sz w:val="18"/>
-                    </w:rPr>
-                    <w:t>实验设置</w:t>
-                  </w:r>
-                </w:p>
-              </w:tc>
-              <w:tc>
-                <w:tcPr>
-                  <w:tcW w:w="1549" w:type="dxa"/>
-                  <w:shd w:val="clear" w:color="auto" w:fill="17365D"/>
-                  <w:tcMar>
-                    <w:top w:w="55" w:type="dxa"/>
-                    <w:left w:w="100" w:type="dxa"/>
-                    <w:bottom w:w="55" w:type="dxa"/>
-                    <w:right w:w="100" w:type="dxa"/>
-                  </w:tcMar>
-                  <w:vAlign w:val="center"/>
-                </w:tcPr>
-                <w:p>
-                  <w:pPr>
-                    <w:spacing w:line="252" w:lineRule="auto"/>
-                    <w:jc w:val="left"/>
-                  </w:pPr>
-                  <w:r>
-                    <w:rPr>
-                      <w:rFonts w:eastAsia="宋体" w:ascii="Times New Roman" w:hAnsi="Times New Roman"/>
+                      <w:color w:val="17365D"/>
+                      <w:sz w:val="19"/>
+                    </w:rPr>
+                    <w:t>表</w:t>
+                  </w:r>
+                  <w:r>
+                    <w:rPr>
+                      <w:rFonts w:eastAsia="Noto Sans CJK SC"/>
                       <w:b/>
-                      <w:color w:val="FFFFFF"/>
-                      <w:sz w:val="18"/>
-                    </w:rPr>
-                    <w:t>Accuracy</w:t>
-                  </w:r>
-                </w:p>
-              </w:tc>
-              <w:tc>
-                <w:tcPr>
-                  <w:tcW w:w="1549" w:type="dxa"/>
-                  <w:shd w:val="clear" w:color="auto" w:fill="17365D"/>
-                  <w:tcMar>
-                    <w:top w:w="55" w:type="dxa"/>
-                    <w:left w:w="100" w:type="dxa"/>
-                    <w:bottom w:w="55" w:type="dxa"/>
-                    <w:right w:w="100" w:type="dxa"/>
-                  </w:tcMar>
-                  <w:vAlign w:val="center"/>
-                </w:tcPr>
-                <w:p>
-                  <w:pPr>
-                    <w:spacing w:line="252" w:lineRule="auto"/>
-                    <w:jc w:val="center"/>
-                  </w:pPr>
-                  <w:r>
-                    <w:rPr>
-                      <w:rFonts w:eastAsia="宋体" w:ascii="Times New Roman" w:hAnsi="Times New Roman"/>
+                      <w:color w:val="17365D"/>
+                      <w:sz w:val="19"/>
+                    </w:rPr>
+                    <w:t xml:space="preserve">7  </w:t>
+                  </w:r>
+                  <w:r>
+                    <w:rPr>
+                      <w:rFonts w:eastAsia="Noto Sans CJK SC"/>
                       <w:b/>
-                      <w:color w:val="FFFFFF"/>
-                      <w:sz w:val="18"/>
-                    </w:rPr>
-                    <w:t>Macro-F1</w:t>
-                  </w:r>
-                </w:p>
-              </w:tc>
-              <w:tc>
-                <w:tcPr>
-                  <w:tcW w:w="3129" w:type="dxa"/>
-                  <w:shd w:val="clear" w:color="auto" w:fill="17365D"/>
-                  <w:tcMar>
-                    <w:top w:w="55" w:type="dxa"/>
-                    <w:left w:w="100" w:type="dxa"/>
-                    <w:bottom w:w="55" w:type="dxa"/>
-                    <w:right w:w="100" w:type="dxa"/>
-                  </w:tcMar>
-                  <w:vAlign w:val="center"/>
-                </w:tcPr>
-                <w:p>
-                  <w:pPr>
-                    <w:spacing w:line="252" w:lineRule="auto"/>
-                    <w:jc w:val="center"/>
-                  </w:pPr>
-                  <w:r>
-                    <w:rPr>
-                      <w:rFonts w:eastAsia="宋体" w:ascii="Times New Roman" w:hAnsi="Times New Roman"/>
-                      <w:b/>
-                      <w:color w:val="FFFFFF"/>
-                      <w:sz w:val="18"/>
-                    </w:rPr>
-                    <w:t>主要结论</w:t>
-                  </w:r>
-                </w:p>
-              </w:tc>
-            </w:tr>
-            <w:tr>
-              <w:tc>
-                <w:tcPr>
-                  <w:tcW w:w="1404" w:type="dxa"/>
-                  <w:tcMar>
-                    <w:top w:w="55" w:type="dxa"/>
-                    <w:left w:w="100" w:type="dxa"/>
-                    <w:bottom w:w="55" w:type="dxa"/>
-                    <w:right w:w="100" w:type="dxa"/>
-                  </w:tcMar>
-                  <w:vAlign w:val="center"/>
-                </w:tcPr>
-                <w:p>
-                  <w:pPr>
-                    <w:spacing w:line="259" w:lineRule="auto" w:before="0" w:after="0"/>
-                    <w:jc w:val="center"/>
-                  </w:pPr>
-                  <w:r>
-                    <w:rPr>
-                      <w:rFonts w:ascii="Times New Roman" w:hAnsi="Times New Roman" w:eastAsia="宋体"/>
-                      <w:b w:val="0"/>
-                      <w:color w:val="000000"/>
-                      <w:sz w:val="18"/>
-                    </w:rPr>
-                    <w:t>原方法基线</w:t>
-                  </w:r>
-                </w:p>
-              </w:tc>
-              <w:tc>
-                <w:tcPr>
-                  <w:tcW w:w="1549" w:type="dxa"/>
-                  <w:tcMar>
-                    <w:top w:w="55" w:type="dxa"/>
-                    <w:left w:w="100" w:type="dxa"/>
-                    <w:bottom w:w="55" w:type="dxa"/>
-                    <w:right w:w="100" w:type="dxa"/>
-                  </w:tcMar>
-                  <w:vAlign w:val="center"/>
-                </w:tcPr>
-                <w:p>
-                  <w:pPr>
-                    <w:spacing w:line="259" w:lineRule="auto" w:before="0" w:after="0"/>
-                    <w:jc w:val="center"/>
-                  </w:pPr>
-                  <w:r>
-                    <w:rPr>
-                      <w:rFonts w:ascii="Times New Roman" w:hAnsi="Times New Roman" w:eastAsia="宋体"/>
-                      <w:b w:val="0"/>
-                      <w:color w:val="000000"/>
-                      <w:sz w:val="18"/>
-                    </w:rPr>
-                    <w:t>0.5390</w:t>
-                  </w:r>
-                </w:p>
-              </w:tc>
-              <w:tc>
-                <w:tcPr>
-                  <w:tcW w:w="1549" w:type="dxa"/>
-                  <w:tcMar>
-                    <w:top w:w="55" w:type="dxa"/>
-                    <w:left w:w="100" w:type="dxa"/>
-                    <w:bottom w:w="55" w:type="dxa"/>
-                    <w:right w:w="100" w:type="dxa"/>
-                  </w:tcMar>
-                  <w:vAlign w:val="center"/>
-                </w:tcPr>
-                <w:p>
-                  <w:pPr>
-                    <w:spacing w:line="259" w:lineRule="auto" w:before="0" w:after="0"/>
-                    <w:jc w:val="left"/>
-                  </w:pPr>
-                  <w:r>
-                    <w:rPr>
-                      <w:rFonts w:ascii="Times New Roman" w:hAnsi="Times New Roman" w:eastAsia="宋体"/>
-                      <w:b w:val="0"/>
-                      <w:color w:val="000000"/>
-                      <w:sz w:val="18"/>
-                    </w:rPr>
-                    <w:t>0.4351</w:t>
-                  </w:r>
-                </w:p>
-              </w:tc>
-              <w:tc>
-                <w:tcPr>
-                  <w:tcW w:w="3129" w:type="dxa"/>
-                  <w:tcMar>
-                    <w:top w:w="55" w:type="dxa"/>
-                    <w:left w:w="100" w:type="dxa"/>
-                    <w:bottom w:w="55" w:type="dxa"/>
-                    <w:right w:w="100" w:type="dxa"/>
-                  </w:tcMar>
-                  <w:vAlign w:val="center"/>
-                </w:tcPr>
-                <w:p>
-                  <w:pPr>
-                    <w:spacing w:line="259" w:lineRule="auto" w:before="0" w:after="0"/>
-                    <w:jc w:val="left"/>
-                  </w:pPr>
-                  <w:r>
-                    <w:rPr>
-                      <w:rFonts w:ascii="Times New Roman" w:hAnsi="Times New Roman" w:eastAsia="宋体"/>
-                      <w:b w:val="0"/>
-                      <w:color w:val="000000"/>
-                      <w:sz w:val="18"/>
-                    </w:rPr>
-                    <w:t>QEvasion TF-IDF + LR；原任务三分类</w:t>
-                  </w:r>
-                </w:p>
-              </w:tc>
-            </w:tr>
-            <w:tr>
-              <w:tc>
-                <w:tcPr>
-                  <w:tcW w:w="1404" w:type="dxa"/>
-                  <w:shd w:val="clear" w:color="auto" w:fill="F3F6F9"/>
-                  <w:tcMar>
-                    <w:top w:w="55" w:type="dxa"/>
-                    <w:left w:w="100" w:type="dxa"/>
-                    <w:bottom w:w="55" w:type="dxa"/>
-                    <w:right w:w="100" w:type="dxa"/>
-                  </w:tcMar>
-                  <w:vAlign w:val="center"/>
-                  <w:tcBorders>
-                    <w:top w:val="double" w:sz="6" w:color="17365D"/>
-                  </w:tcBorders>
-                </w:tcPr>
-                <w:p>
-                  <w:pPr>
-                    <w:spacing w:line="259" w:lineRule="auto" w:before="0" w:after="0"/>
-                    <w:jc w:val="center"/>
-                  </w:pPr>
-                  <w:r>
-                    <w:rPr>
-                      <w:rFonts w:ascii="Times New Roman" w:hAnsi="Times New Roman" w:eastAsia="宋体"/>
-                      <w:b w:val="0"/>
-                      <w:color w:val="000000"/>
-                      <w:sz w:val="18"/>
-                    </w:rPr>
-                    <w:t>迁移数据基线</w:t>
-                  </w:r>
-                </w:p>
-              </w:tc>
-              <w:tc>
-                <w:tcPr>
-                  <w:tcW w:w="1549" w:type="dxa"/>
-                  <w:shd w:val="clear" w:color="auto" w:fill="F3F6F9"/>
-                  <w:tcMar>
-                    <w:top w:w="55" w:type="dxa"/>
-                    <w:left w:w="100" w:type="dxa"/>
-                    <w:bottom w:w="55" w:type="dxa"/>
-                    <w:right w:w="100" w:type="dxa"/>
-                  </w:tcMar>
-                  <w:vAlign w:val="center"/>
-                  <w:tcBorders>
-                    <w:top w:val="double" w:sz="6" w:color="17365D"/>
-                  </w:tcBorders>
-                </w:tcPr>
-                <w:p>
-                  <w:pPr>
-                    <w:spacing w:line="259" w:lineRule="auto" w:before="0" w:after="0"/>
-                    <w:jc w:val="center"/>
-                  </w:pPr>
-                  <w:r>
-                    <w:rPr>
-                      <w:rFonts w:ascii="Times New Roman" w:hAnsi="Times New Roman" w:eastAsia="宋体"/>
-                      <w:b w:val="0"/>
-                      <w:color w:val="000000"/>
-                      <w:sz w:val="18"/>
-                    </w:rPr>
-                    <w:t>0.4946</w:t>
-                  </w:r>
-                </w:p>
-              </w:tc>
-              <w:tc>
-                <w:tcPr>
-                  <w:tcW w:w="1549" w:type="dxa"/>
-                  <w:shd w:val="clear" w:color="auto" w:fill="F3F6F9"/>
-                  <w:tcMar>
-                    <w:top w:w="55" w:type="dxa"/>
-                    <w:left w:w="100" w:type="dxa"/>
-                    <w:bottom w:w="55" w:type="dxa"/>
-                    <w:right w:w="100" w:type="dxa"/>
-                  </w:tcMar>
-                  <w:vAlign w:val="center"/>
-                  <w:tcBorders>
-                    <w:top w:val="double" w:sz="6" w:color="17365D"/>
-                  </w:tcBorders>
-                </w:tcPr>
-                <w:p>
-                  <w:pPr>
-                    <w:spacing w:line="259" w:lineRule="auto" w:before="0" w:after="0"/>
-                    <w:jc w:val="left"/>
-                  </w:pPr>
-                  <w:r>
-                    <w:rPr>
-                      <w:rFonts w:ascii="Times New Roman" w:hAnsi="Times New Roman" w:eastAsia="宋体"/>
-                      <w:b w:val="0"/>
-                      <w:color w:val="000000"/>
-                      <w:sz w:val="18"/>
-                    </w:rPr>
-                    <w:t>0.3309</w:t>
-                  </w:r>
-                </w:p>
-              </w:tc>
-              <w:tc>
-                <w:tcPr>
-                  <w:tcW w:w="3129" w:type="dxa"/>
-                  <w:shd w:val="clear" w:color="auto" w:fill="F3F6F9"/>
-                  <w:tcMar>
-                    <w:top w:w="55" w:type="dxa"/>
-                    <w:left w:w="100" w:type="dxa"/>
-                    <w:bottom w:w="55" w:type="dxa"/>
-                    <w:right w:w="100" w:type="dxa"/>
-                  </w:tcMar>
-                  <w:vAlign w:val="center"/>
-                  <w:tcBorders>
-                    <w:top w:val="double" w:sz="6" w:color="17365D"/>
-                  </w:tcBorders>
-                </w:tcPr>
-                <w:p>
-                  <w:pPr>
-                    <w:spacing w:line="259" w:lineRule="auto" w:before="0" w:after="0"/>
-                    <w:jc w:val="left"/>
-                  </w:pPr>
-                  <w:r>
-                    <w:rPr>
-                      <w:rFonts w:ascii="Times New Roman" w:hAnsi="Times New Roman" w:eastAsia="宋体"/>
-                      <w:b w:val="0"/>
-                      <w:color w:val="000000"/>
-                      <w:sz w:val="18"/>
-                    </w:rPr>
-                    <w:t>QNLI 平衡抽样训练集平局时固定预测一类</w:t>
-                  </w:r>
-                </w:p>
-              </w:tc>
-            </w:tr>
-            <w:tr>
-              <w:tc>
-                <w:tcPr>
-                  <w:tcW w:w="1404" w:type="dxa"/>
-                  <w:tcMar>
-                    <w:top w:w="55" w:type="dxa"/>
-                    <w:left w:w="100" w:type="dxa"/>
-                    <w:bottom w:w="55" w:type="dxa"/>
-                    <w:right w:w="100" w:type="dxa"/>
-                  </w:tcMar>
-                  <w:vAlign w:val="center"/>
-                </w:tcPr>
-                <w:p>
-                  <w:pPr>
-                    <w:spacing w:line="259" w:lineRule="auto" w:before="0" w:after="0"/>
-                    <w:jc w:val="center"/>
-                  </w:pPr>
-                  <w:r>
-                    <w:rPr>
-                      <w:rFonts w:ascii="Times New Roman" w:hAnsi="Times New Roman" w:eastAsia="宋体"/>
-                      <w:b w:val="0"/>
-                      <w:color w:val="000000"/>
-                      <w:sz w:val="18"/>
-                    </w:rPr>
-                    <w:t>直接迁移</w:t>
-                  </w:r>
-                </w:p>
-              </w:tc>
-              <w:tc>
-                <w:tcPr>
-                  <w:tcW w:w="1549" w:type="dxa"/>
-                  <w:tcMar>
-                    <w:top w:w="55" w:type="dxa"/>
-                    <w:left w:w="100" w:type="dxa"/>
-                    <w:bottom w:w="55" w:type="dxa"/>
-                    <w:right w:w="100" w:type="dxa"/>
-                  </w:tcMar>
-                  <w:vAlign w:val="center"/>
-                </w:tcPr>
-                <w:p>
-                  <w:pPr>
-                    <w:spacing w:line="259" w:lineRule="auto" w:before="0" w:after="0"/>
-                    <w:jc w:val="center"/>
-                  </w:pPr>
-                  <w:r>
-                    <w:rPr>
-                      <w:rFonts w:ascii="Times New Roman" w:hAnsi="Times New Roman" w:eastAsia="宋体"/>
-                      <w:b w:val="0"/>
-                      <w:color w:val="000000"/>
-                      <w:sz w:val="18"/>
-                    </w:rPr>
-                    <w:t>0.5047</w:t>
-                  </w:r>
-                </w:p>
-              </w:tc>
-              <w:tc>
-                <w:tcPr>
-                  <w:tcW w:w="1549" w:type="dxa"/>
-                  <w:tcMar>
-                    <w:top w:w="55" w:type="dxa"/>
-                    <w:left w:w="100" w:type="dxa"/>
-                    <w:bottom w:w="55" w:type="dxa"/>
-                    <w:right w:w="100" w:type="dxa"/>
-                  </w:tcMar>
-                  <w:vAlign w:val="center"/>
-                </w:tcPr>
-                <w:p>
-                  <w:pPr>
-                    <w:spacing w:line="259" w:lineRule="auto" w:before="0" w:after="0"/>
-                    <w:jc w:val="left"/>
-                  </w:pPr>
-                  <w:r>
-                    <w:rPr>
-                      <w:rFonts w:ascii="Times New Roman" w:hAnsi="Times New Roman" w:eastAsia="宋体"/>
-                      <w:b w:val="0"/>
-                      <w:color w:val="000000"/>
-                      <w:sz w:val="18"/>
-                    </w:rPr>
-                    <w:t>0.3364</w:t>
-                  </w:r>
-                </w:p>
-              </w:tc>
-              <w:tc>
-                <w:tcPr>
-                  <w:tcW w:w="3129" w:type="dxa"/>
-                  <w:tcMar>
-                    <w:top w:w="55" w:type="dxa"/>
-                    <w:left w:w="100" w:type="dxa"/>
-                    <w:bottom w:w="55" w:type="dxa"/>
-                    <w:right w:w="100" w:type="dxa"/>
-                  </w:tcMar>
-                  <w:vAlign w:val="center"/>
-                </w:tcPr>
-                <w:p>
-                  <w:pPr>
-                    <w:spacing w:line="259" w:lineRule="auto" w:before="0" w:after="0"/>
-                    <w:jc w:val="left"/>
-                  </w:pPr>
-                  <w:r>
-                    <w:rPr>
-                      <w:rFonts w:ascii="Times New Roman" w:hAnsi="Times New Roman" w:eastAsia="宋体"/>
-                      <w:b w:val="0"/>
-                      <w:color w:val="000000"/>
-                      <w:sz w:val="18"/>
-                    </w:rPr>
-                    <w:t>仅源域训练；固定投影 Clear Reply→entailment，其余→not entailment</w:t>
-                  </w:r>
-                </w:p>
-              </w:tc>
-            </w:tr>
-            <w:tr>
-              <w:tc>
-                <w:tcPr>
-                  <w:tcW w:w="1404" w:type="dxa"/>
-                  <w:shd w:val="clear" w:color="auto" w:fill="F3F6F9"/>
-                  <w:tcMar>
-                    <w:top w:w="55" w:type="dxa"/>
-                    <w:left w:w="100" w:type="dxa"/>
-                    <w:bottom w:w="55" w:type="dxa"/>
-                    <w:right w:w="100" w:type="dxa"/>
-                  </w:tcMar>
-                  <w:vAlign w:val="center"/>
-                </w:tcPr>
-                <w:p>
-                  <w:pPr>
-                    <w:spacing w:line="259" w:lineRule="auto" w:before="0" w:after="0"/>
-                    <w:jc w:val="center"/>
-                  </w:pPr>
-                  <w:r>
-                    <w:rPr>
-                      <w:rFonts w:ascii="Times New Roman" w:hAnsi="Times New Roman" w:eastAsia="宋体"/>
-                      <w:b w:val="0"/>
-                      <w:color w:val="000000"/>
-                      <w:sz w:val="18"/>
-                    </w:rPr>
-                    <w:t>适配后训练</w:t>
-                  </w:r>
-                </w:p>
-              </w:tc>
-              <w:tc>
-                <w:tcPr>
-                  <w:tcW w:w="1549" w:type="dxa"/>
-                  <w:shd w:val="clear" w:color="auto" w:fill="F3F6F9"/>
-                  <w:tcMar>
-                    <w:top w:w="55" w:type="dxa"/>
-                    <w:left w:w="100" w:type="dxa"/>
-                    <w:bottom w:w="55" w:type="dxa"/>
-                    <w:right w:w="100" w:type="dxa"/>
-                  </w:tcMar>
-                  <w:vAlign w:val="center"/>
-                </w:tcPr>
-                <w:p>
-                  <w:pPr>
-                    <w:spacing w:line="259" w:lineRule="auto" w:before="0" w:after="0"/>
-                    <w:jc w:val="center"/>
-                  </w:pPr>
-                  <w:r>
-                    <w:rPr>
-                      <w:rFonts w:ascii="Times New Roman" w:hAnsi="Times New Roman" w:eastAsia="宋体"/>
-                      <w:b w:val="0"/>
-                      <w:color w:val="000000"/>
-                      <w:sz w:val="18"/>
-                    </w:rPr>
-                    <w:t>0.5764</w:t>
-                  </w:r>
-                </w:p>
-              </w:tc>
-              <w:tc>
-                <w:tcPr>
-                  <w:tcW w:w="1549" w:type="dxa"/>
-                  <w:shd w:val="clear" w:color="auto" w:fill="F3F6F9"/>
-                  <w:tcMar>
-                    <w:top w:w="55" w:type="dxa"/>
-                    <w:left w:w="100" w:type="dxa"/>
-                    <w:bottom w:w="55" w:type="dxa"/>
-                    <w:right w:w="100" w:type="dxa"/>
-                  </w:tcMar>
-                  <w:vAlign w:val="center"/>
-                </w:tcPr>
-                <w:p>
-                  <w:pPr>
-                    <w:spacing w:line="259" w:lineRule="auto" w:before="0" w:after="0"/>
-                    <w:jc w:val="left"/>
-                  </w:pPr>
-                  <w:r>
-                    <w:rPr>
-                      <w:rFonts w:ascii="Times New Roman" w:hAnsi="Times New Roman" w:eastAsia="宋体"/>
-                      <w:b w:val="0"/>
-                      <w:color w:val="000000"/>
-                      <w:sz w:val="18"/>
-                    </w:rPr>
-                    <w:t>0.5741</w:t>
-                  </w:r>
-                </w:p>
-              </w:tc>
-              <w:tc>
-                <w:tcPr>
-                  <w:tcW w:w="3129" w:type="dxa"/>
-                  <w:shd w:val="clear" w:color="auto" w:fill="F3F6F9"/>
-                  <w:tcMar>
-                    <w:top w:w="55" w:type="dxa"/>
-                    <w:left w:w="100" w:type="dxa"/>
-                    <w:bottom w:w="55" w:type="dxa"/>
-                    <w:right w:w="100" w:type="dxa"/>
-                  </w:tcMar>
-                  <w:vAlign w:val="center"/>
-                </w:tcPr>
-                <w:p>
-                  <w:pPr>
-                    <w:spacing w:line="259" w:lineRule="auto" w:before="0" w:after="0"/>
-                    <w:jc w:val="left"/>
-                  </w:pPr>
-                  <w:r>
-                    <w:rPr>
-                      <w:rFonts w:ascii="Times New Roman" w:hAnsi="Times New Roman" w:eastAsia="宋体"/>
-                      <w:b w:val="0"/>
-                      <w:color w:val="000000"/>
-                      <w:sz w:val="18"/>
-                    </w:rPr>
-                    <w:t>QNLI 重新训练分类器；字段和管线复用</w:t>
-                  </w:r>
+                      <w:color w:val="17365D"/>
+                      <w:sz w:val="19"/>
+                    </w:rPr>
+                    <w:t>原任务与迁移任务对比</w:t>
+                  </w:r>
+                </w:p>
+                <w:tbl>
+                  <w:tblPr>
+                    <w:tblW w:w="7632" w:type="dxa"/>
+                    <w:tblInd w:w="0" w:type="dxa"/>
+                    <w:tblBorders>
+                      <w:top w:val="single" w:sz="4" w:space="0" w:color="9AA5B1"/>
+                      <w:left w:val="single" w:sz="4" w:space="0" w:color="9AA5B1"/>
+                      <w:bottom w:val="single" w:sz="4" w:space="0" w:color="9AA5B1"/>
+                      <w:right w:val="single" w:sz="4" w:space="0" w:color="9AA5B1"/>
+                      <w:insideH w:val="single" w:sz="4" w:space="0" w:color="9AA5B1"/>
+                      <w:insideV w:val="single" w:sz="4" w:space="0" w:color="9AA5B1"/>
+                    </w:tblBorders>
+                    <w:tblLayout w:type="fixed"/>
+                    <w:tblLook w:val="0000" w:firstRow="0" w:lastRow="0" w:firstColumn="0" w:lastColumn="0" w:noHBand="0" w:noVBand="0"/>
+                  </w:tblPr>
+                  <w:tblGrid>
+                    <w:gridCol w:w="1404"/>
+                    <w:gridCol w:w="1549"/>
+                    <w:gridCol w:w="1549"/>
+                    <w:gridCol w:w="3129"/>
+                  </w:tblGrid>
+                  <w:tr>
+                    <w:trPr>
+                      <w:tblHeader/>
+                    </w:trPr>
+                    <w:tc>
+                      <w:tcPr>
+                        <w:tcW w:w="1404" w:type="dxa"/>
+                        <w:shd w:val="clear" w:color="auto" w:fill="17365D"/>
+                        <w:tcMar>
+                          <w:top w:w="55" w:type="dxa"/>
+                          <w:left w:w="100" w:type="dxa"/>
+                          <w:bottom w:w="55" w:type="dxa"/>
+                          <w:right w:w="100" w:type="dxa"/>
+                        </w:tcMar>
+                        <w:vAlign w:val="center"/>
+                      </w:tcPr>
+                      <w:p>
+                        <w:pPr>
+                          <w:spacing w:line="252" w:lineRule="auto"/>
+                          <w:jc w:val="center"/>
+                        </w:pPr>
+                        <w:r>
+                          <w:rPr>
+                            <w:rFonts w:eastAsia="宋体" w:ascii="Times New Roman" w:hAnsi="Times New Roman"/>
+                            <w:b/>
+                            <w:color w:val="FFFFFF"/>
+                            <w:sz w:val="18"/>
+                          </w:rPr>
+                          <w:t>实验设置</w:t>
+                        </w:r>
+                      </w:p>
+                    </w:tc>
+                    <w:tc>
+                      <w:tcPr>
+                        <w:tcW w:w="1549" w:type="dxa"/>
+                        <w:shd w:val="clear" w:color="auto" w:fill="17365D"/>
+                        <w:tcMar>
+                          <w:top w:w="55" w:type="dxa"/>
+                          <w:left w:w="100" w:type="dxa"/>
+                          <w:bottom w:w="55" w:type="dxa"/>
+                          <w:right w:w="100" w:type="dxa"/>
+                        </w:tcMar>
+                        <w:vAlign w:val="center"/>
+                      </w:tcPr>
+                      <w:p>
+                        <w:pPr>
+                          <w:spacing w:line="252" w:lineRule="auto"/>
+                          <w:jc w:val="left"/>
+                        </w:pPr>
+                        <w:r>
+                          <w:rPr>
+                            <w:rFonts w:eastAsia="宋体" w:ascii="Times New Roman" w:hAnsi="Times New Roman"/>
+                            <w:b/>
+                            <w:color w:val="FFFFFF"/>
+                            <w:sz w:val="18"/>
+                          </w:rPr>
+                          <w:t>Accuracy</w:t>
+                        </w:r>
+                      </w:p>
+                    </w:tc>
+                    <w:tc>
+                      <w:tcPr>
+                        <w:tcW w:w="1549" w:type="dxa"/>
+                        <w:shd w:val="clear" w:color="auto" w:fill="17365D"/>
+                        <w:tcMar>
+                          <w:top w:w="55" w:type="dxa"/>
+                          <w:left w:w="100" w:type="dxa"/>
+                          <w:bottom w:w="55" w:type="dxa"/>
+                          <w:right w:w="100" w:type="dxa"/>
+                        </w:tcMar>
+                        <w:vAlign w:val="center"/>
+                      </w:tcPr>
+                      <w:p>
+                        <w:pPr>
+                          <w:spacing w:line="252" w:lineRule="auto"/>
+                          <w:jc w:val="center"/>
+                        </w:pPr>
+                        <w:r>
+                          <w:rPr>
+                            <w:rFonts w:eastAsia="宋体" w:ascii="Times New Roman" w:hAnsi="Times New Roman"/>
+                            <w:b/>
+                            <w:color w:val="FFFFFF"/>
+                            <w:sz w:val="18"/>
+                          </w:rPr>
+                          <w:t>Macro-F1</w:t>
+                        </w:r>
+                      </w:p>
+                    </w:tc>
+                    <w:tc>
+                      <w:tcPr>
+                        <w:tcW w:w="3129" w:type="dxa"/>
+                        <w:shd w:val="clear" w:color="auto" w:fill="17365D"/>
+                        <w:tcMar>
+                          <w:top w:w="55" w:type="dxa"/>
+                          <w:left w:w="100" w:type="dxa"/>
+                          <w:bottom w:w="55" w:type="dxa"/>
+                          <w:right w:w="100" w:type="dxa"/>
+                        </w:tcMar>
+                        <w:vAlign w:val="center"/>
+                      </w:tcPr>
+                      <w:p>
+                        <w:pPr>
+                          <w:spacing w:line="252" w:lineRule="auto"/>
+                          <w:jc w:val="center"/>
+                        </w:pPr>
+                        <w:r>
+                          <w:rPr>
+                            <w:rFonts w:eastAsia="宋体" w:ascii="Times New Roman" w:hAnsi="Times New Roman"/>
+                            <w:b/>
+                            <w:color w:val="FFFFFF"/>
+                            <w:sz w:val="18"/>
+                          </w:rPr>
+                          <w:t>主要结论</w:t>
+                        </w:r>
+                      </w:p>
+                    </w:tc>
+                  </w:tr>
+                  <w:tr>
+                    <w:tc>
+                      <w:tcPr>
+                        <w:tcW w:w="1404" w:type="dxa"/>
+                        <w:tcMar>
+                          <w:top w:w="55" w:type="dxa"/>
+                          <w:left w:w="100" w:type="dxa"/>
+                          <w:bottom w:w="55" w:type="dxa"/>
+                          <w:right w:w="100" w:type="dxa"/>
+                        </w:tcMar>
+                        <w:vAlign w:val="center"/>
+                      </w:tcPr>
+                      <w:p>
+                        <w:pPr>
+                          <w:spacing w:line="259" w:lineRule="auto" w:before="0" w:after="0"/>
+                          <w:jc w:val="center"/>
+                        </w:pPr>
+                        <w:r>
+                          <w:rPr>
+                            <w:rFonts w:ascii="Times New Roman" w:hAnsi="Times New Roman" w:eastAsia="宋体"/>
+                            <w:b w:val="0"/>
+                            <w:color w:val="000000"/>
+                            <w:sz w:val="18"/>
+                          </w:rPr>
+                          <w:t>原方法基线</w:t>
+                        </w:r>
+                      </w:p>
+                    </w:tc>
+                    <w:tc>
+                      <w:tcPr>
+                        <w:tcW w:w="1549" w:type="dxa"/>
+                        <w:tcMar>
+                          <w:top w:w="55" w:type="dxa"/>
+                          <w:left w:w="100" w:type="dxa"/>
+                          <w:bottom w:w="55" w:type="dxa"/>
+                          <w:right w:w="100" w:type="dxa"/>
+                        </w:tcMar>
+                        <w:vAlign w:val="center"/>
+                      </w:tcPr>
+                      <w:p>
+                        <w:pPr>
+                          <w:spacing w:line="259" w:lineRule="auto" w:before="0" w:after="0"/>
+                          <w:jc w:val="center"/>
+                        </w:pPr>
+                        <w:r>
+                          <w:rPr>
+                            <w:rFonts w:ascii="Times New Roman" w:hAnsi="Times New Roman" w:eastAsia="宋体"/>
+                            <w:b w:val="0"/>
+                            <w:color w:val="000000"/>
+                            <w:sz w:val="18"/>
+                          </w:rPr>
+                          <w:t>0.5390</w:t>
+                        </w:r>
+                      </w:p>
+                    </w:tc>
+                    <w:tc>
+                      <w:tcPr>
+                        <w:tcW w:w="1549" w:type="dxa"/>
+                        <w:tcMar>
+                          <w:top w:w="55" w:type="dxa"/>
+                          <w:left w:w="100" w:type="dxa"/>
+                          <w:bottom w:w="55" w:type="dxa"/>
+                          <w:right w:w="100" w:type="dxa"/>
+                        </w:tcMar>
+                        <w:vAlign w:val="center"/>
+                      </w:tcPr>
+                      <w:p>
+                        <w:pPr>
+                          <w:spacing w:line="259" w:lineRule="auto" w:before="0" w:after="0"/>
+                          <w:jc w:val="left"/>
+                        </w:pPr>
+                        <w:r>
+                          <w:rPr>
+                            <w:rFonts w:ascii="Times New Roman" w:hAnsi="Times New Roman" w:eastAsia="宋体"/>
+                            <w:b w:val="0"/>
+                            <w:color w:val="000000"/>
+                            <w:sz w:val="18"/>
+                          </w:rPr>
+                          <w:t>0.4351</w:t>
+                        </w:r>
+                      </w:p>
+                    </w:tc>
+                    <w:tc>
+                      <w:tcPr>
+                        <w:tcW w:w="3129" w:type="dxa"/>
+                        <w:tcMar>
+                          <w:top w:w="55" w:type="dxa"/>
+                          <w:left w:w="100" w:type="dxa"/>
+                          <w:bottom w:w="55" w:type="dxa"/>
+                          <w:right w:w="100" w:type="dxa"/>
+                        </w:tcMar>
+                        <w:vAlign w:val="center"/>
+                      </w:tcPr>
+                      <w:p>
+                        <w:pPr>
+                          <w:spacing w:line="259" w:lineRule="auto" w:before="0" w:after="0"/>
+                          <w:jc w:val="left"/>
+                        </w:pPr>
+                        <w:r>
+                          <w:rPr>
+                            <w:rFonts w:ascii="Times New Roman" w:hAnsi="Times New Roman" w:eastAsia="宋体"/>
+                            <w:b w:val="0"/>
+                            <w:color w:val="000000"/>
+                            <w:sz w:val="18"/>
+                          </w:rPr>
+                          <w:t>QEvasion TF-IDF + LR；原任务三分类</w:t>
+                        </w:r>
+                      </w:p>
+                    </w:tc>
+                  </w:tr>
+                  <w:tr>
+                    <w:tc>
+                      <w:tcPr>
+                        <w:tcW w:w="1404" w:type="dxa"/>
+                        <w:shd w:val="clear" w:color="auto" w:fill="F3F6F9"/>
+                        <w:tcMar>
+                          <w:top w:w="55" w:type="dxa"/>
+                          <w:left w:w="100" w:type="dxa"/>
+                          <w:bottom w:w="55" w:type="dxa"/>
+                          <w:right w:w="100" w:type="dxa"/>
+                        </w:tcMar>
+                        <w:vAlign w:val="center"/>
+                        <w:tcBorders>
+                          <w:top w:val="double" w:sz="6" w:color="17365D"/>
+                        </w:tcBorders>
+                      </w:tcPr>
+                      <w:p>
+                        <w:pPr>
+                          <w:spacing w:line="259" w:lineRule="auto" w:before="0" w:after="0"/>
+                          <w:jc w:val="center"/>
+                        </w:pPr>
+                        <w:r>
+                          <w:rPr>
+                            <w:rFonts w:ascii="Times New Roman" w:hAnsi="Times New Roman" w:eastAsia="宋体"/>
+                            <w:b w:val="0"/>
+                            <w:color w:val="000000"/>
+                            <w:sz w:val="18"/>
+                          </w:rPr>
+                          <w:t>迁移数据基线</w:t>
+                        </w:r>
+                      </w:p>
+                    </w:tc>
+                    <w:tc>
+                      <w:tcPr>
+                        <w:tcW w:w="1549" w:type="dxa"/>
+                        <w:shd w:val="clear" w:color="auto" w:fill="F3F6F9"/>
+                        <w:tcMar>
+                          <w:top w:w="55" w:type="dxa"/>
+                          <w:left w:w="100" w:type="dxa"/>
+                          <w:bottom w:w="55" w:type="dxa"/>
+                          <w:right w:w="100" w:type="dxa"/>
+                        </w:tcMar>
+                        <w:vAlign w:val="center"/>
+                        <w:tcBorders>
+                          <w:top w:val="double" w:sz="6" w:color="17365D"/>
+                        </w:tcBorders>
+                      </w:tcPr>
+                      <w:p>
+                        <w:pPr>
+                          <w:spacing w:line="259" w:lineRule="auto" w:before="0" w:after="0"/>
+                          <w:jc w:val="center"/>
+                        </w:pPr>
+                        <w:r>
+                          <w:rPr>
+                            <w:rFonts w:ascii="Times New Roman" w:hAnsi="Times New Roman" w:eastAsia="宋体"/>
+                            <w:b w:val="0"/>
+                            <w:color w:val="000000"/>
+                            <w:sz w:val="18"/>
+                          </w:rPr>
+                          <w:t>0.4946</w:t>
+                        </w:r>
+                      </w:p>
+                    </w:tc>
+                    <w:tc>
+                      <w:tcPr>
+                        <w:tcW w:w="1549" w:type="dxa"/>
+                        <w:shd w:val="clear" w:color="auto" w:fill="F3F6F9"/>
+                        <w:tcMar>
+                          <w:top w:w="55" w:type="dxa"/>
+                          <w:left w:w="100" w:type="dxa"/>
+                          <w:bottom w:w="55" w:type="dxa"/>
+                          <w:right w:w="100" w:type="dxa"/>
+                        </w:tcMar>
+                        <w:vAlign w:val="center"/>
+                        <w:tcBorders>
+                          <w:top w:val="double" w:sz="6" w:color="17365D"/>
+                        </w:tcBorders>
+                      </w:tcPr>
+                      <w:p>
+                        <w:pPr>
+                          <w:spacing w:line="259" w:lineRule="auto" w:before="0" w:after="0"/>
+                          <w:jc w:val="left"/>
+                        </w:pPr>
+                        <w:r>
+                          <w:rPr>
+                            <w:rFonts w:ascii="Times New Roman" w:hAnsi="Times New Roman" w:eastAsia="宋体"/>
+                            <w:b w:val="0"/>
+                            <w:color w:val="000000"/>
+                            <w:sz w:val="18"/>
+                          </w:rPr>
+                          <w:t>0.3309</w:t>
+                        </w:r>
+                      </w:p>
+                    </w:tc>
+                    <w:tc>
+                      <w:tcPr>
+                        <w:tcW w:w="3129" w:type="dxa"/>
+                        <w:shd w:val="clear" w:color="auto" w:fill="F3F6F9"/>
+                        <w:tcMar>
+                          <w:top w:w="55" w:type="dxa"/>
+                          <w:left w:w="100" w:type="dxa"/>
+                          <w:bottom w:w="55" w:type="dxa"/>
+                          <w:right w:w="100" w:type="dxa"/>
+                        </w:tcMar>
+                        <w:vAlign w:val="center"/>
+                        <w:tcBorders>
+                          <w:top w:val="double" w:sz="6" w:color="17365D"/>
+                        </w:tcBorders>
+                      </w:tcPr>
+                      <w:p>
+                        <w:pPr>
+                          <w:spacing w:line="259" w:lineRule="auto" w:before="0" w:after="0"/>
+                          <w:jc w:val="left"/>
+                        </w:pPr>
+                        <w:r>
+                          <w:rPr>
+                            <w:rFonts w:ascii="Times New Roman" w:hAnsi="Times New Roman" w:eastAsia="宋体"/>
+                            <w:b w:val="0"/>
+                            <w:color w:val="000000"/>
+                            <w:sz w:val="18"/>
+                          </w:rPr>
+                          <w:t>QNLI 平衡抽样训练集平局时固定预测一类</w:t>
+                        </w:r>
+                      </w:p>
+                    </w:tc>
+                  </w:tr>
+                  <w:tr>
+                    <w:tc>
+                      <w:tcPr>
+                        <w:tcW w:w="1404" w:type="dxa"/>
+                        <w:tcMar>
+                          <w:top w:w="55" w:type="dxa"/>
+                          <w:left w:w="100" w:type="dxa"/>
+                          <w:bottom w:w="55" w:type="dxa"/>
+                          <w:right w:w="100" w:type="dxa"/>
+                        </w:tcMar>
+                        <w:vAlign w:val="center"/>
+                      </w:tcPr>
+                      <w:p>
+                        <w:pPr>
+                          <w:spacing w:line="259" w:lineRule="auto" w:before="0" w:after="0"/>
+                          <w:jc w:val="center"/>
+                        </w:pPr>
+                        <w:r>
+                          <w:rPr>
+                            <w:rFonts w:ascii="Times New Roman" w:hAnsi="Times New Roman" w:eastAsia="宋体"/>
+                            <w:b w:val="0"/>
+                            <w:color w:val="000000"/>
+                            <w:sz w:val="18"/>
+                          </w:rPr>
+                          <w:t>直接迁移</w:t>
+                        </w:r>
+                      </w:p>
+                    </w:tc>
+                    <w:tc>
+                      <w:tcPr>
+                        <w:tcW w:w="1549" w:type="dxa"/>
+                        <w:tcMar>
+                          <w:top w:w="55" w:type="dxa"/>
+                          <w:left w:w="100" w:type="dxa"/>
+                          <w:bottom w:w="55" w:type="dxa"/>
+                          <w:right w:w="100" w:type="dxa"/>
+                        </w:tcMar>
+                        <w:vAlign w:val="center"/>
+                      </w:tcPr>
+                      <w:p>
+                        <w:pPr>
+                          <w:spacing w:line="259" w:lineRule="auto" w:before="0" w:after="0"/>
+                          <w:jc w:val="center"/>
+                        </w:pPr>
+                        <w:r>
+                          <w:rPr>
+                            <w:rFonts w:ascii="Times New Roman" w:hAnsi="Times New Roman" w:eastAsia="宋体"/>
+                            <w:b w:val="0"/>
+                            <w:color w:val="000000"/>
+                            <w:sz w:val="18"/>
+                          </w:rPr>
+                          <w:t>0.5047</w:t>
+                        </w:r>
+                      </w:p>
+                    </w:tc>
+                    <w:tc>
+                      <w:tcPr>
+                        <w:tcW w:w="1549" w:type="dxa"/>
+                        <w:tcMar>
+                          <w:top w:w="55" w:type="dxa"/>
+                          <w:left w:w="100" w:type="dxa"/>
+                          <w:bottom w:w="55" w:type="dxa"/>
+                          <w:right w:w="100" w:type="dxa"/>
+                        </w:tcMar>
+                        <w:vAlign w:val="center"/>
+                      </w:tcPr>
+                      <w:p>
+                        <w:pPr>
+                          <w:spacing w:line="259" w:lineRule="auto" w:before="0" w:after="0"/>
+                          <w:jc w:val="left"/>
+                        </w:pPr>
+                        <w:r>
+                          <w:rPr>
+                            <w:rFonts w:ascii="Times New Roman" w:hAnsi="Times New Roman" w:eastAsia="宋体"/>
+                            <w:b w:val="0"/>
+                            <w:color w:val="000000"/>
+                            <w:sz w:val="18"/>
+                          </w:rPr>
+                          <w:t>0.3364</w:t>
+                        </w:r>
+                      </w:p>
+                    </w:tc>
+                    <w:tc>
+                      <w:tcPr>
+                        <w:tcW w:w="3129" w:type="dxa"/>
+                        <w:tcMar>
+                          <w:top w:w="55" w:type="dxa"/>
+                          <w:left w:w="100" w:type="dxa"/>
+                          <w:bottom w:w="55" w:type="dxa"/>
+                          <w:right w:w="100" w:type="dxa"/>
+                        </w:tcMar>
+                        <w:vAlign w:val="center"/>
+                      </w:tcPr>
+                      <w:p>
+                        <w:pPr>
+                          <w:spacing w:line="259" w:lineRule="auto" w:before="0" w:after="0"/>
+                          <w:jc w:val="left"/>
+                        </w:pPr>
+                        <w:r>
+                          <w:rPr>
+                            <w:rFonts w:ascii="Times New Roman" w:hAnsi="Times New Roman" w:eastAsia="宋体"/>
+                            <w:b w:val="0"/>
+                            <w:color w:val="000000"/>
+                            <w:sz w:val="18"/>
+                          </w:rPr>
+                          <w:t>仅源域训练；固定投影 Clear Reply→entailment，其余→not entailment</w:t>
+                        </w:r>
+                      </w:p>
+                    </w:tc>
+                  </w:tr>
+                  <w:tr>
+                    <w:tc>
+                      <w:tcPr>
+                        <w:tcW w:w="1404" w:type="dxa"/>
+                        <w:shd w:val="clear" w:color="auto" w:fill="F3F6F9"/>
+                        <w:tcMar>
+                          <w:top w:w="55" w:type="dxa"/>
+                          <w:left w:w="100" w:type="dxa"/>
+                          <w:bottom w:w="55" w:type="dxa"/>
+                          <w:right w:w="100" w:type="dxa"/>
+                        </w:tcMar>
+                        <w:vAlign w:val="center"/>
+                      </w:tcPr>
+                      <w:p>
+                        <w:pPr>
+                          <w:spacing w:line="259" w:lineRule="auto" w:before="0" w:after="0"/>
+                          <w:jc w:val="center"/>
+                        </w:pPr>
+                        <w:r>
+                          <w:rPr>
+                            <w:rFonts w:ascii="Times New Roman" w:hAnsi="Times New Roman" w:eastAsia="宋体"/>
+                            <w:b w:val="0"/>
+                            <w:color w:val="000000"/>
+                            <w:sz w:val="18"/>
+                          </w:rPr>
+                          <w:t>适配后训练</w:t>
+                        </w:r>
+                      </w:p>
+                    </w:tc>
+                    <w:tc>
+                      <w:tcPr>
+                        <w:tcW w:w="1549" w:type="dxa"/>
+                        <w:shd w:val="clear" w:color="auto" w:fill="F3F6F9"/>
+                        <w:tcMar>
+                          <w:top w:w="55" w:type="dxa"/>
+                          <w:left w:w="100" w:type="dxa"/>
+                          <w:bottom w:w="55" w:type="dxa"/>
+                          <w:right w:w="100" w:type="dxa"/>
+                        </w:tcMar>
+                        <w:vAlign w:val="center"/>
+                      </w:tcPr>
+                      <w:p>
+                        <w:pPr>
+                          <w:spacing w:line="259" w:lineRule="auto" w:before="0" w:after="0"/>
+                          <w:jc w:val="center"/>
+                        </w:pPr>
+                        <w:r>
+                          <w:rPr>
+                            <w:rFonts w:ascii="Times New Roman" w:hAnsi="Times New Roman" w:eastAsia="宋体"/>
+                            <w:b w:val="0"/>
+                            <w:color w:val="000000"/>
+                            <w:sz w:val="18"/>
+                          </w:rPr>
+                          <w:t>0.5764</w:t>
+                        </w:r>
+                      </w:p>
+                    </w:tc>
+                    <w:tc>
+                      <w:tcPr>
+                        <w:tcW w:w="1549" w:type="dxa"/>
+                        <w:shd w:val="clear" w:color="auto" w:fill="F3F6F9"/>
+                        <w:tcMar>
+                          <w:top w:w="55" w:type="dxa"/>
+                          <w:left w:w="100" w:type="dxa"/>
+                          <w:bottom w:w="55" w:type="dxa"/>
+                          <w:right w:w="100" w:type="dxa"/>
+                        </w:tcMar>
+                        <w:vAlign w:val="center"/>
+                      </w:tcPr>
+                      <w:p>
+                        <w:pPr>
+                          <w:spacing w:line="259" w:lineRule="auto" w:before="0" w:after="0"/>
+                          <w:jc w:val="left"/>
+                        </w:pPr>
+                        <w:r>
+                          <w:rPr>
+                            <w:rFonts w:ascii="Times New Roman" w:hAnsi="Times New Roman" w:eastAsia="宋体"/>
+                            <w:b w:val="0"/>
+                            <w:color w:val="000000"/>
+                            <w:sz w:val="18"/>
+                          </w:rPr>
+                          <w:t>0.5741</w:t>
+                        </w:r>
+                      </w:p>
+                    </w:tc>
+                    <w:tc>
+                      <w:tcPr>
+                        <w:tcW w:w="3129" w:type="dxa"/>
+                        <w:shd w:val="clear" w:color="auto" w:fill="F3F6F9"/>
+                        <w:tcMar>
+                          <w:top w:w="55" w:type="dxa"/>
+                          <w:left w:w="100" w:type="dxa"/>
+                          <w:bottom w:w="55" w:type="dxa"/>
+                          <w:right w:w="100" w:type="dxa"/>
+                        </w:tcMar>
+                        <w:vAlign w:val="center"/>
+                      </w:tcPr>
+                      <w:p>
+                        <w:pPr>
+                          <w:spacing w:line="259" w:lineRule="auto" w:before="0" w:after="0"/>
+                          <w:jc w:val="left"/>
+                        </w:pPr>
+                        <w:r>
+                          <w:rPr>
+                            <w:rFonts w:ascii="Times New Roman" w:hAnsi="Times New Roman" w:eastAsia="宋体"/>
+                            <w:b w:val="0"/>
+                            <w:color w:val="000000"/>
+                            <w:sz w:val="18"/>
+                          </w:rPr>
+                          <w:t>QNLI 重新训练分类器；字段和管线复用</w:t>
+                        </w:r>
+                      </w:p>
+                    </w:tc>
+                  </w:tr>
+                </w:tbl>
+                <w:p>
+                  <w:pPr>
+                    <w:spacing w:before="0" w:after="0" w:line="20" w:lineRule="exact"/>
+                  </w:pPr>
                 </w:p>
               </w:tc>
             </w:tr>

--- a/实验报告_对话问答回避检测与跨场景迁移分析_提交版.docx
+++ b/实验报告_对话问答回避检测与跨场景迁移分析_提交版.docx
@@ -5772,7 +5772,7 @@
                 <w:color w:val="000000"/>
                 <w:sz w:val="21"/>
               </w:rPr>
-              <w:t>图4展示同一原任务上的指标和主模型混淆矩阵；QNLI 结果仅在迁移表中解释。</w:t>
+              <w:t>同一原任务的总体指标与主模型混淆矩阵见“数据处理分析”中的图示；QNLI 结果仅在迁移表中解释。</w:t>
             </w:r>
           </w:p>
           <w:p>
@@ -5805,7 +5805,7 @@
                 <w:color w:val="000000"/>
                 <w:sz w:val="21"/>
               </w:rPr>
-              <w:t>图1、图2据原始数据生成；图3记录本次实际复现输出；图4据已核验的预测与指标绘制。</w:t>
+              <w:t>图1、图2据原始数据生成；图3记录本次实际复现输出。</w:t>
             </w:r>
           </w:p>
           <w:tbl>
@@ -9426,7 +9426,7 @@
                 <w:color w:val="000000"/>
                 <w:sz w:val="18"/>
               </w:rPr>
-              <w:t>[1] THOMAS K, FILANDRIANOS G, LYMPERAIOU M, et al. “I Never Said That”: A dataset, taxonomy and baselines on response clarity classification[C]//Findings of ACL: EMNLP 2024. 2024: 5204–5233. https://aclanthology.org/2024.findings-emnlp.300/.</w:t>
+              <w:t>[1] THOMAS K, FILANDRIANOS G, LYMPERAIOU M, et al. “I Never Said That”: A dataset, taxonomy and baselines on response clarity classification[C]//Findings of the Association for Computational Linguistics: EMNLP 2024. 2024: 5204–5233. https://aclanthology.org/2024.findings-emnlp.300/.</w:t>
             </w:r>
           </w:p>
           <w:p>

--- a/实验报告_对话问答回避检测与跨场景迁移分析_提交版.docx
+++ b/实验报告_对话问答回避检测与跨场景迁移分析_提交版.docx
@@ -6312,13 +6312,16 @@
               <w:spacing w:before="0" w:after="50" w:line="259" w:lineRule="auto"/>
               <w:rPr>
                 <w:rFonts w:hint="eastAsia"/>
+                <w:sz w:val="21"/>
+                <w:szCs w:val="21"/>
               </w:rPr>
             </w:pPr>
             <w:r>
               <w:rPr>
                 <w:rFonts w:ascii="宋体" w:hAnsi="宋体" w:eastAsia="宋体"/>
                 <w:b w:val="0"/>
-                <w:sz w:val="17"/>
+                <w:sz w:val="21"/>
+                <w:szCs w:val="21"/>
               </w:rPr>
               <w:t>来源群体仅做训练集分布描述：Trump 1,325 条，Clear Reply 占 32.6%；Obama 1,010 条，占 22.4%；Bush 714 条，占 34.3%；Biden 399 条，占 37.3%。官方测试集 president/title 字段缺失，故不能据此声称模型对不同总统的测试表现有差异。</w:t>
             </w:r>
@@ -6426,7 +6429,7 @@
                       <w:color w:val="000000"/>
                       <w:sz w:val="21"/>
                     </w:rPr>
-                    <w:t>四种设置在同一308条测试记录上比较；多数类与九细类求和准确率虽较高，宏平均F1却较低。主模型仍将一部分模糊回答判为明确回答，明确不回答仅23条，单类结果受样本量影响。图中没有混列QNLI二分类成绩，避免跨任务直接排名。</w:t>
+                    <w:t>如图4所示，四种设置在同一308条测试记录上比较；多数类与九细类求和准确率虽较高，宏平均F1却较低。主模型仍将一部分模糊回答判为明确回答，明确不回答仅23条，单类结果受样本量影响。图中没有混列QNLI二分类成绩，避免跨任务直接排名。</w:t>
                   </w:r>
                 </w:p>
               </w:tc>
@@ -7543,13 +7546,16 @@
               <w:spacing w:before="0" w:after="50" w:line="259" w:lineRule="auto"/>
               <w:rPr>
                 <w:rFonts w:hint="eastAsia"/>
+                <w:sz w:val="21"/>
+                <w:szCs w:val="21"/>
               </w:rPr>
             </w:pPr>
             <w:r>
               <w:rPr>
                 <w:rFonts w:ascii="宋体" w:hAnsi="宋体" w:eastAsia="宋体"/>
                 <w:b w:val="0"/>
-                <w:sz w:val="17"/>
+                <w:sz w:val="21"/>
+                <w:szCs w:val="21"/>
               </w:rPr>
               <w:t>改进方向：按问题类型和实体覆盖度分析误差，并以分组验证、少数类阈值校准和层级汇总归一化作后续实验。表5给出错误表现和假设性原因，不能仅凭单例证明模型内部决策机制。</w:t>
             </w:r>
@@ -8454,14 +8460,16 @@
                 <w:rFonts w:hint="eastAsia"/>
                 <w:b/>
                 <w:color w:val="17365D"/>
-                <w:sz w:val="34"/>
+                <w:sz w:val="21"/>
+                <w:szCs w:val="21"/>
               </w:rPr>
             </w:pPr>
             <w:r>
               <w:rPr>
                 <w:rFonts w:ascii="宋体" w:hAnsi="宋体" w:eastAsia="宋体"/>
                 <w:b w:val="0"/>
-                <w:sz w:val="17"/>
+                <w:sz w:val="21"/>
+                <w:szCs w:val="21"/>
               </w:rPr>
               <w:t>“直接迁移”使用源域模型预测后作固定投影：Clear Reply→entailment，另两类→not_entailment。这只是可检验的操作性假设，不能把“回答清晰”与“证据蕴含”视为同一语义。</w:t>
             </w:r>
@@ -9250,13 +9258,16 @@
               <w:spacing w:before="0" w:after="50" w:line="259" w:lineRule="auto"/>
               <w:rPr>
                 <w:rFonts w:hint="eastAsia"/>
+                <w:sz w:val="21"/>
+                <w:szCs w:val="21"/>
               </w:rPr>
             </w:pPr>
             <w:r>
               <w:rPr>
                 <w:rFonts w:ascii="宋体" w:hAnsi="宋体" w:eastAsia="宋体"/>
                 <w:b w:val="0"/>
-                <w:sz w:val="17"/>
+                <w:sz w:val="21"/>
+                <w:szCs w:val="21"/>
               </w:rPr>
               <w:t>迁移局限：QNLI 是二分类且 dev 有标签；源域和目标域并无自然的一一对应标签。目标任务内部的基线—直接迁移—适配后训练才构成有效的数值对照。</w:t>
             </w:r>

--- a/实验报告_对话问答回避检测与跨场景迁移分析_提交版.docx
+++ b/实验报告_对话问答回避检测与跨场景迁移分析_提交版.docx
@@ -6310,6 +6310,7 @@
           <w:p>
             <w:pPr>
               <w:spacing w:before="0" w:after="50" w:line="259" w:lineRule="auto"/>
+              <w:ind w:left="132" w:right="452" w:firstLine="0"/>
               <w:rPr>
                 <w:rFonts w:hint="eastAsia"/>
                 <w:sz w:val="21"/>
@@ -7544,6 +7545,7 @@
           <w:p>
             <w:pPr>
               <w:spacing w:before="0" w:after="50" w:line="259" w:lineRule="auto"/>
+              <w:ind w:left="132" w:right="452" w:firstLine="0"/>
               <w:rPr>
                 <w:rFonts w:hint="eastAsia"/>
                 <w:sz w:val="21"/>
@@ -8456,6 +8458,7 @@
           <w:p>
             <w:pPr>
               <w:spacing w:before="0" w:after="50" w:line="259" w:lineRule="auto"/>
+              <w:ind w:left="132" w:right="452" w:firstLine="0"/>
               <w:rPr>
                 <w:rFonts w:hint="eastAsia"/>
                 <w:b/>
@@ -9256,6 +9259,7 @@
           <w:p>
             <w:pPr>
               <w:spacing w:before="0" w:after="50" w:line="259" w:lineRule="auto"/>
+              <w:ind w:left="132" w:right="452" w:firstLine="0"/>
               <w:rPr>
                 <w:rFonts w:hint="eastAsia"/>
                 <w:sz w:val="21"/>

--- a/实验报告_对话问答回避检测与跨场景迁移分析_提交版.docx
+++ b/实验报告_对话问答回避检测与跨场景迁移分析_提交版.docx
@@ -1678,7 +1678,7 @@
                       <w:color w:val="000000"/>
                       <w:sz w:val="21"/>
                     </w:rPr>
-                    <w:t>使用仓库内 QEvasion train/test 原始数据：将 question 与 interview_answer 转为文本对，删除空白风险由缺失值检查确认；训练集 3,448 条、测试集 308 条，未把测试标签用于选参。</w:t>
+                    <w:t xml:space="preserve">使用仓库内 QEvasion train/test 原始数据，将 question 与 interview_answer 转为文本对。检查确认问题与回答均非空；训练集 3,448 条、测试集 308 条，未把测试标签用于选参。</w:t>
                   </w:r>
                 </w:p>
                 <w:p>
@@ -2658,7 +2658,7 @@
                       <w:color w:val="000000"/>
                       <w:sz w:val="21"/>
                     </w:rPr>
-                    <w:t>基线 A：question 与 answer 以边界符拼接，TF-IDF 单/双词组＋Logistic Regression；QEvasion 采用 balanced 类别权重，C＝1.0。多数类常数预测作为最低参照。</w:t>
+                    <w:t xml:space="preserve">基线 A：question 与 answer 以边界符拼接，TF-IDF 单/双词组＋Logistic Regression；QEvasion 采用 balanced 类别权重，C＝1.0。多数类常数预测作为类别频率基线。</w:t>
                   </w:r>
                 </w:p>
                 <w:p>
@@ -3788,7 +3788,7 @@
                       <w:color w:val="000000"/>
                       <w:sz w:val="21"/>
                     </w:rPr>
-                    <w:t>在 code 目录依次执行 python 01_eda.py 至 python 06_direct_transfer.py；07—09 为后验复核。日志和数值比较见 outputs/review/replay_evidence，来源与缓存核验见 review_validation.json。数据加载核心代码如下，图3为实际日志查看页截图。</w:t>
+                    <w:t xml:space="preserve">在 code 目录依次执行 python 01_eda.py 至 python 06_direct_transfer.py；07—09 为后验复核。日志和数值比较见 outputs/review/replay_evidence，来源与缓存核验见 outputs/review/review_validation.json。数据加载核心代码如下，图3为实际日志查看页截图。</w:t>
                   </w:r>
                 </w:p>
               </w:tc>
@@ -7536,7 +7536,7 @@
                       <w:color w:val="000000"/>
                       <w:sz w:val="21"/>
                     </w:rPr>
-                    <w:t>五例与大作业使用同一组 id，均来自 predictions_st_lr.csv。问题栏为英文摘要，回答为原文片段；测试集没有细标签，因此误差原因只是基于可见文本的解释，不把它当作新的策略金标。</w:t>
+                    <w:t xml:space="preserve">五例均来自 predictions_st_lr.csv，并保留可定位的 id。问题栏为英文摘要，回答为原文片段；测试集没有细标签，因此误差原因只是基于可见文本的解释，不把它当作新的策略金标。</w:t>
                   </w:r>
                 </w:p>
               </w:tc>
@@ -7559,7 +7559,7 @@
                 <w:sz w:val="21"/>
                 <w:szCs w:val="21"/>
               </w:rPr>
-              <w:t>改进方向：按问题类型和实体覆盖度分析误差，并以分组验证、少数类阈值校准和层级汇总归一化作后续实验。表5给出错误表现和假设性原因，不能仅凭单例证明模型内部决策机制。</w:t>
+              <w:t xml:space="preserve">改进方向：按问题类型和实体覆盖度分析误差，并进一步检验来源分组多次验证、少数类阈值校准与独立概率校准。表5给出错误表现和假设性原因，不能仅凭单例证明模型内部决策机制。</w:t>
             </w:r>
           </w:p>
           <w:p>
@@ -7880,7 +7880,7 @@
                 <w:color w:val="000000"/>
                 <w:sz w:val="21"/>
               </w:rPr>
-              <w:t>固定现有模型，在相同测试记录上做 10,000 次配对百分位 bootstrap（seed=42）。样本重采样沿用 08 的 Python RNG；来源簇使用 09 的 NumPy PCG64，按 56 个 URL 有放回抽簇并保留簇内全部记录。两种分析下 MiniLM 增量的区间均覆盖 0，尚不能确认稳定优势；原层级设置退化的区间均未覆盖 0。区间只描述当前测试样本的不确定性，不包括训练种子波动，也不能证明因果或跨数据集普遍优势。</w:t>
+              <w:t xml:space="preserve">表6a基于现有固定模型，在相同测试记录上做 10,000 次配对百分位 bootstrap（seed=42）。样本重采样沿用 08 的 Python RNG；来源簇使用 09 的 NumPy PCG64，按 56 个 URL 有放回抽簇并保留簇内全部记录。两种分析下 MiniLM 增量的区间均覆盖 0，尚不能确认稳定优势；原层级设置退化的区间均未覆盖 0。区间只描述当前测试样本的不确定性，不包括训练种子波动，也不能证明因果或跨数据集普遍优势。</w:t>
             </w:r>
           </w:p>
           <w:tbl>
@@ -8306,7 +8306,7 @@
                 <w:color w:val="000000"/>
                 <w:sz w:val="21"/>
               </w:rPr>
-              <w:t>后验敏感性对照固定缓存表示、C=0.1 和种子 42。原 title 留出为 3,182/266 条（140/35 个标题组），两侧 URL 也无交集；新增 URL 留出为 2,785/663 条（229/58 个来源），URL 交集为 0。按子类数 1/5/3 求均值缓解了原偏向，但两种留出上的 Macro-F1 仍低于直接三分类。细类互斥概率求和是合法边缘化；子类均值只是启发式决策分数，不能称为已校准概率。这些分析在既有测试结果可见后补做，用于解释敏感性，不用于重新选择主模型。</w:t>
+              <w:t xml:space="preserve">表6b的后验敏感性对照固定缓存表示、C=0.1 和种子 42。原 title 留出为 3,182/266 条（140/35 个标题组），两侧 URL 也无交集；新增 URL 留出为 2,785/663 条（229/58 个来源），URL 交集为 0。按子类数 1/5/3 求均值缓解了原偏向，但两种留出上的 Macro-F1 仍低于直接三分类。细类互斥概率求和是合法边缘化；子类均值只是启发式决策分数，不能称为已校准概率。这些分析在既有测试结果可见后补做，用于解释敏感性，不用于重新选择主模型。</w:t>
             </w:r>
           </w:p>
           <w:p>
@@ -8474,7 +8474,7 @@
                 <w:sz w:val="21"/>
                 <w:szCs w:val="21"/>
               </w:rPr>
-              <w:t>“直接迁移”使用源域模型预测后作固定投影：Clear Reply→entailment，另两类→not_entailment。这只是可检验的操作性假设，不能把“回答清晰”与“证据蕴含”视为同一语义。</w:t>
+              <w:t xml:space="preserve">“直接迁移”对源域模型输出作固定概率投影：entailment 概率取 Clear Reply 概率，not_entailment 概率取另两类概率之和，再选择概率较大的二类标签。这只是可检验的操作性假设，不能把“回答清晰”与“证据蕴含”视为同一语义。</w:t>
             </w:r>
           </w:p>
           <w:tbl>
@@ -9015,7 +9015,7 @@
                             <w:color w:val="000000"/>
                             <w:sz w:val="18"/>
                           </w:rPr>
-                          <w:t>仅源域训练；固定投影 Clear Reply→entailment，其余→not entailment</w:t>
+                          <w:t xml:space="preserve">仅源域训练；以 Clear Reply 概率及其余两类概率之和作二分类</w:t>
                         </w:r>
                       </w:p>
                     </w:tc>
